--- a/pr-preview/pr-418/chapters/conciseness-tracked-changes.docx
+++ b/pr-preview/pr-418/chapters/conciseness-tracked-changes.docx
@@ -26,7 +26,7 @@
       </w:pPr>
       <w:ins w:id="2" w:author="PR Preview" w:date="2026-01-01T00:00:00Z">
         <w:r>
-          <w:t xml:space="preserve">Last modified: 2026-10-29 13:19:48 (PDT)</w:t>
+          <w:t xml:space="preserve">Last modified: 2026-10-29 13:28:12 (PDT)</w:t>
         </w:r>
       </w:ins>
     </w:p>
@@ -1465,11 +1465,16 @@
           <w:t xml:space="preserve"> </w:t>
         </w:r>
       </w:ins>
-      <w:ins w:id="33" w:author="PR Preview" w:date="2026-01-01T00:00:00Z">
-        <w:r>
-          <w:t xml:space="preserve">In a bullet list,</w:t>
-        </w:r>
-      </w:ins>
+      <w:hyperlink w:anchor="put-lists-in-bullet-points">
+        <w:ins w:id="33" w:author="PR Preview" w:date="2026-01-01T00:00:00Z">
+          <w:r>
+            <w:rPr>
+              <w:rStyle w:val="Hyperlink"/>
+            </w:rPr>
+            <w:t xml:space="preserve">Put lists in bullet points</w:t>
+          </w:r>
+        </w:ins>
+      </w:hyperlink>
       <w:ins w:id="34" w:author="PR Preview" w:date="2026-01-01T00:00:00Z">
         <w:r>
           <w:t xml:space="preserve"> </w:t>
@@ -1477,7 +1482,7 @@
       </w:ins>
       <w:ins w:id="35" w:author="PR Preview" w:date="2026-01-01T00:00:00Z">
         <w:r>
-          <w:t xml:space="preserve">start every item the same way,</w:t>
+          <w:t xml:space="preserve">applies the rule to the items of a list.</w:t>
         </w:r>
       </w:ins>
       <w:ins w:id="36" w:author="PR Preview" w:date="2026-01-01T00:00:00Z">
@@ -1487,7 +1492,7 @@
       </w:ins>
       <w:ins w:id="37" w:author="PR Preview" w:date="2026-01-01T00:00:00Z">
         <w:r>
-          <w:t xml:space="preserve">with a verb, a noun phrase or a full sentence,</w:t>
+          <w:t xml:space="preserve">The rule also holds inside one sentence,</w:t>
         </w:r>
       </w:ins>
       <w:ins w:id="38" w:author="PR Preview" w:date="2026-01-01T00:00:00Z">
@@ -1497,19 +1502,693 @@
       </w:ins>
       <w:ins w:id="39" w:author="PR Preview" w:date="2026-01-01T00:00:00Z">
         <w:r>
-          <w:t xml:space="preserve">and end every item with the same punctuation.</w:t>
+          <w:t xml:space="preserve">where a series joins verbs, noun phrases or adjectives</w:t>
         </w:r>
       </w:ins>
+      <w:ins w:id="40" w:author="PR Preview" w:date="2026-01-01T00:00:00Z">
+        <w:r>
+          <w:t xml:space="preserve"> </w:t>
+        </w:r>
+      </w:ins>
+      <w:ins w:id="41" w:author="PR Preview" w:date="2026-01-01T00:00:00Z">
+        <w:r>
+          <w:t xml:space="preserve">and each item should be the same kind of phrase.</w:t>
+        </w:r>
+      </w:ins>
     </w:p>
     <w:p>
       <w:pPr>
         <w:pStyle w:val="BlockText"/>
       </w:pPr>
-      <w:ins w:id="40" w:author="PR Preview" w:date="2026-01-01T00:00:00Z">
-        <w:r>
-          <w:t xml:space="preserve">❌ The report should:</w:t>
+      <w:ins w:id="42" w:author="PR Preview" w:date="2026-01-01T00:00:00Z">
+        <w:r>
+          <w:t xml:space="preserve">❌ The model is fast, accurate and has been validated.</w:t>
         </w:r>
       </w:ins>
+    </w:p>
+    <w:p>
+      <w:pPr>
+        <w:pStyle w:val="BlockText"/>
+      </w:pPr>
+      <w:ins w:id="43" w:author="PR Preview" w:date="2026-01-01T00:00:00Z">
+        <w:r>
+          <w:t xml:space="preserve">✅ The model is fast, accurate and validated.</w:t>
+        </w:r>
+      </w:ins>
+    </w:p>
+    <w:bookmarkEnd w:id="22"/>
+    <w:bookmarkStart w:id="24" w:name="limit-complex-sentence-structures"/>
+    <w:p>
+      <w:pPr>
+        <w:pStyle w:val="Heading2"/>
+      </w:pPr>
+      <w:ins w:id="44" w:author="PR Preview" w:date="2026-01-01T00:00:00Z">
+        <w:r>
+          <w:t xml:space="preserve">8 Limit complex sentence structures</w:t>
+        </w:r>
+      </w:ins>
+    </w:p>
+    <w:p>
+      <w:pPr>
+        <w:pStyle w:val="FirstParagraph"/>
+      </w:pPr>
+      <w:r>
+        <w:t xml:space="preserve">A sentence with several nested dependent clauses</w:t>
+      </w:r>
+      <w:r>
+        <w:t xml:space="preserve"> </w:t>
+      </w:r>
+      <w:r>
+        <w:t xml:space="preserve">forces the reader to hold each unfinished clause in mind</w:t>
+      </w:r>
+      <w:r>
+        <w:t xml:space="preserve"> </w:t>
+      </w:r>
+      <w:r>
+        <w:t xml:space="preserve">until the sentence finally resolves.</w:t>
+      </w:r>
+      <w:r>
+        <w:t xml:space="preserve"> </w:t>
+      </w:r>
+      <w:r>
+        <w:t xml:space="preserve">Compound sentences joined by coordinating conjunctions</w:t>
+      </w:r>
+      <w:r>
+        <w:t xml:space="preserve"> </w:t>
+      </w:r>
+      <w:r>
+        <w:t xml:space="preserve">(</w:t>
+      </w:r>
+      <w:r>
+        <w:rPr>
+          <w:i/>
+          <w:iCs/>
+        </w:rPr>
+        <w:t xml:space="preserve">and</w:t>
+      </w:r>
+      <w:r>
+        <w:t xml:space="preserve">,</w:t>
+      </w:r>
+      <w:r>
+        <w:t xml:space="preserve"> </w:t>
+      </w:r>
+      <w:r>
+        <w:rPr>
+          <w:i/>
+          <w:iCs/>
+        </w:rPr>
+        <w:t xml:space="preserve">but</w:t>
+      </w:r>
+      <w:r>
+        <w:t xml:space="preserve">,</w:t>
+      </w:r>
+      <w:r>
+        <w:t xml:space="preserve"> </w:t>
+      </w:r>
+      <w:r>
+        <w:rPr>
+          <w:i/>
+          <w:iCs/>
+        </w:rPr>
+        <w:t xml:space="preserve">or</w:t>
+      </w:r>
+      <w:r>
+        <w:t xml:space="preserve">) are usually fine,</w:t>
+      </w:r>
+      <w:r>
+        <w:t xml:space="preserve"> </w:t>
+      </w:r>
+      <w:r>
+        <w:t xml:space="preserve">and an occasional dependent clause is fine too;</w:t>
+      </w:r>
+      <w:r>
+        <w:t xml:space="preserve"> </w:t>
+      </w:r>
+      <w:r>
+        <w:t xml:space="preserve">the problem is piling several of them into a single sentence.</w:t>
+      </w:r>
+    </w:p>
+    <w:p>
+      <w:pPr>
+        <w:pStyle w:val="BodyText"/>
+      </w:pPr>
+      <w:r>
+        <w:t xml:space="preserve">When a sentence becomes hard to follow,</w:t>
+      </w:r>
+      <w:r>
+        <w:t xml:space="preserve"> </w:t>
+      </w:r>
+      <w:r>
+        <w:t xml:space="preserve">split it into shorter sentences,</w:t>
+      </w:r>
+      <w:r>
+        <w:t xml:space="preserve"> </w:t>
+      </w:r>
+      <w:r>
+        <w:t xml:space="preserve">each carrying one main idea.</w:t>
+      </w:r>
+    </w:p>
+    <w:bookmarkStart w:id="23" w:name="exm-nested-clauses"/>
+    <w:p>
+      <w:pPr>
+        <w:pStyle w:val="BodyText"/>
+      </w:pPr>
+      <w:r>
+        <w:rPr>
+          <w:b/>
+          <w:bCs/>
+        </w:rPr>
+        <w:t xml:space="preserve">Example 1 (Splitting an over-nested sentence)</w:t>
+      </w:r>
+      <w:r>
+        <w:t xml:space="preserve"> </w:t>
+      </w:r>
+      <w:r>
+        <w:t xml:space="preserve"> </w:t>
+      </w:r>
+    </w:p>
+    <w:p>
+      <w:pPr>
+        <w:pStyle w:val="BlockText"/>
+      </w:pPr>
+      <w:r>
+        <w:t xml:space="preserve">❌ Because the assay, which we had validated the previous year using samples that were collected before the outbreak began, produced results that, although noisy, were consistent with prior reports, we proceeded with the analysis.</w:t>
+      </w:r>
+    </w:p>
+    <w:p>
+      <w:pPr>
+        <w:pStyle w:val="BlockText"/>
+      </w:pPr>
+      <w:r>
+        <w:t xml:space="preserve">✅ We had validated the assay the previous year, using samples collected before the outbreak began. Its results were noisy but consistent with prior reports, so we proceeded with the analysis.</w:t>
+      </w:r>
+    </w:p>
+    <w:p>
+      <w:pPr>
+        <w:pStyle w:val="FirstParagraph"/>
+      </w:pPr>
+      <w:r>
+        <w:t xml:space="preserve">The revised version breaks one deeply nested sentence into two</w:t>
+      </w:r>
+      <w:r>
+        <w:t xml:space="preserve"> </w:t>
+      </w:r>
+      <w:r>
+        <w:t xml:space="preserve">and restores the natural chronological order</w:t>
+      </w:r>
+      <w:r>
+        <w:t xml:space="preserve"> </w:t>
+      </w:r>
+      <w:r>
+        <w:t xml:space="preserve">(validation, then results, then decision),</w:t>
+      </w:r>
+      <w:r>
+        <w:t xml:space="preserve"> </w:t>
+      </w:r>
+      <w:r>
+        <w:t xml:space="preserve">so the reader can absorb each idea before moving on.</w:t>
+      </w:r>
+    </w:p>
+    <w:bookmarkEnd w:id="23"/>
+    <w:bookmarkEnd w:id="24"/>
+    <w:bookmarkStart w:id="27" w:name="X831e99641ea6e3d916f49fb78be48dc576ff061"/>
+    <w:p>
+      <w:pPr>
+        <w:pStyle w:val="Heading2"/>
+      </w:pPr>
+      <w:del w:id="45" w:author="PR Preview" w:date="2026-01-01T00:00:00Z">
+        <w:r>
+          <w:delText xml:space="preserve">7 Do not rule out readings no reader would make</w:delText>
+        </w:r>
+      </w:del>
+    </w:p>
+    <w:p>
+      <w:pPr>
+        <w:pStyle w:val="Heading2"/>
+      </w:pPr>
+      <w:ins w:id="46" w:author="PR Preview" w:date="2026-01-01T00:00:00Z">
+        <w:r>
+          <w:t xml:space="preserve">9 Do not rule out readings no reader would make</w:t>
+        </w:r>
+      </w:ins>
+    </w:p>
+    <w:p>
+      <w:pPr>
+        <w:pStyle w:val="FirstParagraph"/>
+      </w:pPr>
+      <w:r>
+        <w:t xml:space="preserve">A definition says what a</w:t>
+      </w:r>
+      <w:r>
+        <w:t xml:space="preserve"> </w:t>
+      </w:r>
+      <w:hyperlink r:id="rId12">
+        <w:r>
+          <w:rPr>
+            <w:rStyle w:val="Hyperlink"/>
+          </w:rPr>
+          <w:t xml:space="preserve">term</w:t>
+        </w:r>
+      </w:hyperlink>
+      <w:r>
+        <w:t xml:space="preserve"> </w:t>
+      </w:r>
+      <w:r>
+        <w:t xml:space="preserve">means.</w:t>
+      </w:r>
+      <w:r>
+        <w:t xml:space="preserve"> </w:t>
+      </w:r>
+      <w:r>
+        <w:t xml:space="preserve">It does not need to list the things the term does not mean,</w:t>
+      </w:r>
+      <w:r>
+        <w:t xml:space="preserve"> </w:t>
+      </w:r>
+      <w:r>
+        <w:t xml:space="preserve">unless a reader is likely to confuse the two.</w:t>
+      </w:r>
+      <w:r>
+        <w:t xml:space="preserve"> </w:t>
+      </w:r>
+      <w:r>
+        <w:t xml:space="preserve">A disclaimer against a reading nobody would make</w:t>
+      </w:r>
+      <w:r>
+        <w:t xml:space="preserve"> </w:t>
+      </w:r>
+      <w:r>
+        <w:t xml:space="preserve">costs the reader a sentence</w:t>
+      </w:r>
+      <w:r>
+        <w:t xml:space="preserve"> </w:t>
+      </w:r>
+      <w:r>
+        <w:t xml:space="preserve">and can plant the confusion it was meant to prevent.</w:t>
+      </w:r>
+    </w:p>
+    <w:bookmarkStart w:id="25" w:name="exm-gratuitous-disclaimer"/>
+    <w:p>
+      <w:pPr>
+        <w:pStyle w:val="BodyText"/>
+      </w:pPr>
+      <w:r>
+        <w:rPr>
+          <w:b/>
+          <w:bCs/>
+        </w:rPr>
+        <w:t xml:space="preserve">Example 2 (Dropping a needless disclaimer)</w:t>
+      </w:r>
+      <w:r>
+        <w:t xml:space="preserve"> </w:t>
+      </w:r>
+      <w:r>
+        <w:t xml:space="preserve"> </w:t>
+      </w:r>
+    </w:p>
+    <w:p>
+      <w:pPr>
+        <w:pStyle w:val="BlockText"/>
+      </w:pPr>
+      <w:r>
+        <w:t xml:space="preserve">❌ In this manuscript, TTE means target trial emulation.</w:t>
+      </w:r>
+      <w:r>
+        <w:t xml:space="preserve"> </w:t>
+      </w:r>
+      <w:r>
+        <w:t xml:space="preserve">It does not mean effect of treatment on the treated.</w:t>
+      </w:r>
+    </w:p>
+    <w:p>
+      <w:pPr>
+        <w:pStyle w:val="BlockText"/>
+      </w:pPr>
+      <w:r>
+        <w:t xml:space="preserve">✅ In this manuscript, TTE means target trial emulation.</w:t>
+      </w:r>
+    </w:p>
+    <w:p>
+      <w:pPr>
+        <w:pStyle w:val="FirstParagraph"/>
+      </w:pPr>
+      <w:r>
+        <w:t xml:space="preserve">In causal inference,</w:t>
+      </w:r>
+      <w:r>
+        <w:t xml:space="preserve"> </w:t>
+      </w:r>
+      <w:r>
+        <w:t xml:space="preserve">the average effect of treatment on the treated is usually abbreviated ATT,</w:t>
+      </w:r>
+      <w:r>
+        <w:t xml:space="preserve"> </w:t>
+      </w:r>
+      <w:r>
+        <w:t xml:space="preserve">so a reader is unlikely to read</w:t>
+      </w:r>
+      <w:r>
+        <w:t xml:space="preserve"> </w:t>
+      </w:r>
+      <w:r>
+        <w:t xml:space="preserve">“TTE”</w:t>
+      </w:r>
+      <w:r>
+        <w:t xml:space="preserve"> </w:t>
+      </w:r>
+      <w:r>
+        <w:t xml:space="preserve">that way.</w:t>
+      </w:r>
+      <w:r>
+        <w:t xml:space="preserve"> </w:t>
+      </w:r>
+      <w:r>
+        <w:t xml:space="preserve">The second sentence introduces a meaning</w:t>
+      </w:r>
+      <w:r>
+        <w:t xml:space="preserve"> </w:t>
+      </w:r>
+      <w:r>
+        <w:t xml:space="preserve">that the reader would not otherwise have considered.</w:t>
+      </w:r>
+    </w:p>
+    <w:bookmarkEnd w:id="25"/>
+    <w:p>
+      <w:pPr>
+        <w:pStyle w:val="BodyText"/>
+      </w:pPr>
+      <w:r>
+        <w:t xml:space="preserve">Keep a disclaimer when the confusion is real.</w:t>
+      </w:r>
+      <w:r>
+        <w:t xml:space="preserve"> </w:t>
+      </w:r>
+      <w:r>
+        <w:t xml:space="preserve">For example, if</w:t>
+      </w:r>
+      <w:r>
+        <w:t xml:space="preserve"> </w:t>
+      </w:r>
+      <w:r>
+        <w:t xml:space="preserve">“CI”</w:t>
+      </w:r>
+      <w:r>
+        <w:t xml:space="preserve"> </w:t>
+      </w:r>
+      <w:r>
+        <w:t xml:space="preserve">could mean confidence interval or cumulative incidence</w:t>
+      </w:r>
+      <w:r>
+        <w:t xml:space="preserve"> </w:t>
+      </w:r>
+      <w:r>
+        <w:t xml:space="preserve"> </w:t>
+      </w:r>
+      <w:r>
+        <w:t xml:space="preserve">in the same paper,</w:t>
+      </w:r>
+      <w:r>
+        <w:t xml:space="preserve"> </w:t>
+      </w:r>
+      <w:r>
+        <w:t xml:space="preserve">say which one you mean each time.</w:t>
+      </w:r>
+    </w:p>
+    <w:p>
+      <w:pPr>
+        <w:pStyle w:val="BodyText"/>
+      </w:pPr>
+      <w:r>
+        <w:t xml:space="preserve">A contrast you keep must not be a straw man.</w:t>
+      </w:r>
+      <w:r>
+        <w:t xml:space="preserve"> </w:t>
+      </w:r>
+      <w:r>
+        <w:t xml:space="preserve">Say who holds the confusing reading, and cite a source that shows it,</w:t>
+      </w:r>
+      <w:r>
+        <w:t xml:space="preserve"> </w:t>
+      </w:r>
+      <w:r>
+        <w:t xml:space="preserve">so the reader sees why the alternative needs ruling out.</w:t>
+      </w:r>
+      <w:r>
+        <w:t xml:space="preserve"> </w:t>
+      </w:r>
+      <w:r>
+        <w:t xml:space="preserve">A bare</w:t>
+      </w:r>
+      <w:r>
+        <w:t xml:space="preserve"> </w:t>
+      </w:r>
+      <w:r>
+        <w:t xml:space="preserve">“not X”</w:t>
+      </w:r>
+      <w:r>
+        <w:t xml:space="preserve"> </w:t>
+      </w:r>
+      <w:r>
+        <w:t xml:space="preserve">leaves the reader to guess</w:t>
+      </w:r>
+      <w:r>
+        <w:t xml:space="preserve"> </w:t>
+      </w:r>
+      <w:r>
+        <w:t xml:space="preserve">whether anyone reads the term as X.</w:t>
+      </w:r>
+      <w:r>
+        <w:t xml:space="preserve"> </w:t>
+      </w:r>
+      <w:r>
+        <w:t xml:space="preserve"> </w:t>
+      </w:r>
+      <w:r>
+        <w:t xml:space="preserve">If you cannot find a source or a reader who holds the reading,</w:t>
+      </w:r>
+      <w:r>
+        <w:t xml:space="preserve"> </w:t>
+      </w:r>
+      <w:r>
+        <w:t xml:space="preserve">the contrast fails the test above, so remove it.</w:t>
+      </w:r>
+    </w:p>
+    <w:bookmarkStart w:id="26" w:name="exm-fleshed-out-contrast"/>
+    <w:p>
+      <w:pPr>
+        <w:pStyle w:val="BodyText"/>
+      </w:pPr>
+      <w:r>
+        <w:rPr>
+          <w:b/>
+          <w:bCs/>
+        </w:rPr>
+        <w:t xml:space="preserve">Example 3 (Explaining the contrast, or dropping it)</w:t>
+      </w:r>
+      <w:r>
+        <w:t xml:space="preserve"> </w:t>
+      </w:r>
+      <w:r>
+        <w:t xml:space="preserve"> </w:t>
+      </w:r>
+    </w:p>
+    <w:p>
+      <w:pPr>
+        <w:pStyle w:val="BlockText"/>
+      </w:pPr>
+      <w:r>
+        <w:t xml:space="preserve">❌ Statistics uses</w:t>
+      </w:r>
+      <w:r>
+        <w:t xml:space="preserve"> </w:t>
+      </w:r>
+      <w:r>
+        <w:t xml:space="preserve">“predictor”</w:t>
+      </w:r>
+      <w:r>
+        <w:t xml:space="preserve"> </w:t>
+      </w:r>
+      <w:r>
+        <w:t xml:space="preserve">for a feature, not for a model.</w:t>
+      </w:r>
+    </w:p>
+    <w:p>
+      <w:pPr>
+        <w:pStyle w:val="BlockText"/>
+      </w:pPr>
+      <w:r>
+        <w:t xml:space="preserve">✅ Statistics uses</w:t>
+      </w:r>
+      <w:r>
+        <w:t xml:space="preserve"> </w:t>
+      </w:r>
+      <w:r>
+        <w:t xml:space="preserve">“predictor”</w:t>
+      </w:r>
+      <w:r>
+        <w:t xml:space="preserve"> </w:t>
+      </w:r>
+      <w:r>
+        <w:t xml:space="preserve">for a feature.</w:t>
+      </w:r>
+      <w:r>
+        <w:t xml:space="preserve"> </w:t>
+      </w:r>
+      <w:r>
+        <w:t xml:space="preserve">Some machine learning texts use the same word for a fitted prediction function:</w:t>
+      </w:r>
+      <w:r>
+        <w:t xml:space="preserve"> </w:t>
+      </w:r>
+      <w:r>
+        <w:t xml:space="preserve"> </w:t>
+      </w:r>
+      <w:r>
+        <w:t xml:space="preserve">Hastie, Tibshirani and Friedman call the averaged forest function</w:t>
+      </w:r>
+      <w:r>
+        <w:t xml:space="preserve"> </w:t>
+      </w:r>
+      <w:r>
+        <w:t xml:space="preserve">“the random forest (regression) predictor”</w:t>
+      </w:r>
+      <w:r>
+        <w:t xml:space="preserve"> </w:t>
+      </w:r>
+      <w:r>
+        <w:t xml:space="preserve">(Hastie et al. 2009, equation 15.2)</w:t>
+      </w:r>
+      <w:r>
+        <w:t xml:space="preserve">.</w:t>
+      </w:r>
+      <w:r>
+        <w:t xml:space="preserve"> </w:t>
+      </w:r>
+      <w:r>
+        <w:t xml:space="preserve">In these notes,</w:t>
+      </w:r>
+      <w:r>
+        <w:t xml:space="preserve"> </w:t>
+      </w:r>
+      <w:r>
+        <w:t xml:space="preserve">“predictor”</w:t>
+      </w:r>
+      <w:r>
+        <w:t xml:space="preserve"> </w:t>
+      </w:r>
+      <w:r>
+        <w:t xml:space="preserve">always means a feature.</w:t>
+      </w:r>
+    </w:p>
+    <w:p>
+      <w:pPr>
+        <w:pStyle w:val="FirstParagraph"/>
+      </w:pPr>
+      <w:r>
+        <w:t xml:space="preserve">The first version rules out a reading without saying that anyone holds it.</w:t>
+      </w:r>
+      <w:r>
+        <w:t xml:space="preserve"> </w:t>
+      </w:r>
+      <w:r>
+        <w:t xml:space="preserve">The second shows that the reading exists, with a source,</w:t>
+      </w:r>
+      <w:r>
+        <w:t xml:space="preserve"> </w:t>
+      </w:r>
+      <w:r>
+        <w:t xml:space="preserve">and says which meaning the text uses.</w:t>
+      </w:r>
+      <w:r>
+        <w:t xml:space="preserve"> </w:t>
+      </w:r>
+      <w:r>
+        <w:t xml:space="preserve">If no text used the word that way,</w:t>
+      </w:r>
+      <w:r>
+        <w:t xml:space="preserve"> </w:t>
+      </w:r>
+      <w:r>
+        <w:t xml:space="preserve">the right revision would be to delete the clause</w:t>
+      </w:r>
+      <w:r>
+        <w:t xml:space="preserve"> </w:t>
+      </w:r>
+      <w:r>
+        <w:t xml:space="preserve">“not for a model”</w:t>
+      </w:r>
+      <w:r>
+        <w:t xml:space="preserve">.</w:t>
+      </w:r>
+    </w:p>
+    <w:bookmarkEnd w:id="26"/>
+    <w:p>
+      <w:pPr>
+        <w:pStyle w:val="BodyText"/>
+      </w:pPr>
+      <w:r>
+        <w:t xml:space="preserve">The same test applies to explanations:</w:t>
+      </w:r>
+      <w:r>
+        <w:t xml:space="preserve"> </w:t>
+      </w:r>
+      <w:r>
+        <w:t xml:space="preserve">explain what your intended readers do not already know,</w:t>
+      </w:r>
+      <w:r>
+        <w:t xml:space="preserve"> </w:t>
+      </w:r>
+      <w:r>
+        <w:t xml:space="preserve">and leave out what they do.</w:t>
+      </w:r>
+      <w:r>
+        <w:t xml:space="preserve"> </w:t>
+      </w:r>
+      <w:r>
+        <w:t xml:space="preserve">A methods section for statisticians does not need to define a p-value;</w:t>
+      </w:r>
+      <w:r>
+        <w:t xml:space="preserve"> </w:t>
+      </w:r>
+      <w:r>
+        <w:t xml:space="preserve">a report for clinicians might.</w:t>
+      </w:r>
+    </w:p>
+    <w:bookmarkEnd w:id="27"/>
+    <w:bookmarkStart w:id="29" w:name="avoid-double-negatives"/>
+    <w:p>
+      <w:pPr>
+        <w:pStyle w:val="Heading2"/>
+      </w:pPr>
+      <w:del w:id="47" w:author="PR Preview" w:date="2026-01-01T00:00:00Z">
+        <w:r>
+          <w:delText xml:space="preserve">8 Avoid double negatives</w:delText>
+        </w:r>
+      </w:del>
+    </w:p>
+    <w:p>
+      <w:pPr>
+        <w:pStyle w:val="Heading2"/>
+      </w:pPr>
+      <w:ins w:id="48" w:author="PR Preview" w:date="2026-01-01T00:00:00Z">
+        <w:r>
+          <w:t xml:space="preserve">10 Avoid double negatives</w:t>
+        </w:r>
+      </w:ins>
+    </w:p>
+    <w:p>
+      <w:pPr>
+        <w:pStyle w:val="FirstParagraph"/>
+      </w:pPr>
+      <w:r>
+        <w:t xml:space="preserve">A double negative states a claim by denying its opposite,</w:t>
+      </w:r>
+      <w:r>
+        <w:t xml:space="preserve"> </w:t>
+      </w:r>
+      <w:r>
+        <w:t xml:space="preserve">as in these phrases:</w:t>
+      </w:r>
     </w:p>
     <w:p>
       <w:pPr>
@@ -1519,11 +2198,9 @@
           <w:numId w:val="1009"/>
         </w:numPr>
       </w:pPr>
-      <w:ins w:id="41" w:author="PR Preview" w:date="2026-01-01T00:00:00Z">
-        <w:r>
-          <w:t xml:space="preserve">summarize the data;</w:t>
-        </w:r>
-      </w:ins>
+      <w:r>
+        <w:t xml:space="preserve">“not uncommon”</w:t>
+      </w:r>
     </w:p>
     <w:p>
       <w:pPr>
@@ -1533,11 +2210,9 @@
           <w:numId w:val="1009"/>
         </w:numPr>
       </w:pPr>
-      <w:ins w:id="42" w:author="PR Preview" w:date="2026-01-01T00:00:00Z">
-        <w:r>
-          <w:t xml:space="preserve">the model is described;</w:t>
-        </w:r>
-      </w:ins>
+      <w:r>
+        <w:t xml:space="preserve">“not unlikely”</w:t>
+      </w:r>
     </w:p>
     <w:p>
       <w:pPr>
@@ -1547,21 +2222,205 @@
           <w:numId w:val="1009"/>
         </w:numPr>
       </w:pPr>
-      <w:ins w:id="43" w:author="PR Preview" w:date="2026-01-01T00:00:00Z">
-        <w:r>
-          <w:t xml:space="preserve">a table of results.</w:t>
+      <w:r>
+        <w:t xml:space="preserve">“not inconsistent with”</w:t>
+      </w:r>
+    </w:p>
+    <w:p>
+      <w:pPr>
+        <w:pStyle w:val="FirstParagraph"/>
+      </w:pPr>
+      <w:r>
+        <w:t xml:space="preserve">The reader has to cancel the two negatives to recover the claim,</w:t>
+      </w:r>
+      <w:r>
+        <w:t xml:space="preserve"> </w:t>
+      </w:r>
+      <w:r>
+        <w:t xml:space="preserve">and the result is often vaguer than the writer intended.</w:t>
+      </w:r>
+      <w:r>
+        <w:t xml:space="preserve"> </w:t>
+      </w:r>
+      <w:r>
+        <w:t xml:space="preserve">State the claim directly.</w:t>
+      </w:r>
+      <w:r>
+        <w:t xml:space="preserve"> </w:t>
+      </w:r>
+      <w:r>
+        <w:t xml:space="preserve">If you mean something weaker than the direct claim,</w:t>
+      </w:r>
+      <w:r>
+        <w:t xml:space="preserve"> </w:t>
+      </w:r>
+      <w:r>
+        <w:t xml:space="preserve">say what the weaker claim is.</w:t>
+      </w:r>
+    </w:p>
+    <w:p>
+      <w:pPr>
+        <w:pStyle w:val="BodyText"/>
+      </w:pPr>
+      <w:r>
+        <w:t xml:space="preserve">A single negative is fine.</w:t>
+      </w:r>
+      <w:r>
+        <w:t xml:space="preserve"> </w:t>
+      </w:r>
+      <w:r>
+        <w:t xml:space="preserve">“We did not reject the null hypothesis”</w:t>
+      </w:r>
+      <w:r>
+        <w:t xml:space="preserve"> </w:t>
+      </w:r>
+      <w:r>
+        <w:t xml:space="preserve">denies one thing,</w:t>
+      </w:r>
+      <w:r>
+        <w:t xml:space="preserve"> </w:t>
+      </w:r>
+      <w:r>
+        <w:t xml:space="preserve">and it is the standard wording for a test result.</w:t>
+      </w:r>
+    </w:p>
+    <w:bookmarkStart w:id="28" w:name="exm-double-negative"/>
+    <w:p>
+      <w:pPr>
+        <w:pStyle w:val="BodyText"/>
+      </w:pPr>
+      <w:r>
+        <w:rPr>
+          <w:b/>
+          <w:bCs/>
+        </w:rPr>
+        <w:t xml:space="preserve">Example 4 (Stating a claim directly)</w:t>
+      </w:r>
+      <w:r>
+        <w:t xml:space="preserve"> </w:t>
+      </w:r>
+      <w:r>
+        <w:t xml:space="preserve"> </w:t>
+      </w:r>
+    </w:p>
+    <w:p>
+      <w:pPr>
+        <w:pStyle w:val="BlockText"/>
+      </w:pPr>
+      <w:r>
+        <w:t xml:space="preserve">❌ The association was not inconsistent with a dose-response relationship.</w:t>
+      </w:r>
+    </w:p>
+    <w:p>
+      <w:pPr>
+        <w:pStyle w:val="BlockText"/>
+      </w:pPr>
+      <w:r>
+        <w:t xml:space="preserve">✅ The association was consistent with a dose-response relationship.</w:t>
+      </w:r>
+    </w:p>
+    <w:p>
+      <w:pPr>
+        <w:pStyle w:val="BlockText"/>
+      </w:pPr>
+      <w:r>
+        <w:t xml:space="preserve">✅ The data do not rule out a dose-response relationship, but they do not support one either.</w:t>
+      </w:r>
+    </w:p>
+    <w:p>
+      <w:pPr>
+        <w:pStyle w:val="FirstParagraph"/>
+      </w:pPr>
+      <w:r>
+        <w:t xml:space="preserve">Writers usually choose</w:t>
+      </w:r>
+      <w:r>
+        <w:t xml:space="preserve"> </w:t>
+      </w:r>
+      <w:r>
+        <w:t xml:space="preserve">“not inconsistent with”</w:t>
+      </w:r>
+      <w:r>
+        <w:t xml:space="preserve"> </w:t>
+      </w:r>
+      <w:r>
+        <w:t xml:space="preserve">to</w:t>
+      </w:r>
+      <w:r>
+        <w:t xml:space="preserve"> </w:t>
+      </w:r>
+      <w:hyperlink r:id="rId13">
+        <w:r>
+          <w:rPr>
+            <w:rStyle w:val="Hyperlink"/>
+          </w:rPr>
+          <w:t xml:space="preserve">hedge</w:t>
+        </w:r>
+      </w:hyperlink>
+      <w:r>
+        <w:t xml:space="preserve"> </w:t>
+      </w:r>
+      <w:r>
+        <w:t xml:space="preserve">“consistent with”</w:t>
+      </w:r>
+      <w:r>
+        <w:t xml:space="preserve">.</w:t>
+      </w:r>
+      <w:r>
+        <w:t xml:space="preserve"> </w:t>
+      </w:r>
+      <w:r>
+        <w:t xml:space="preserve">The first rewrite drops the hedge;</w:t>
+      </w:r>
+      <w:r>
+        <w:t xml:space="preserve"> </w:t>
+      </w:r>
+      <w:r>
+        <w:t xml:space="preserve">the second says what the hedge was for.</w:t>
+      </w:r>
+      <w:r>
+        <w:t xml:space="preserve"> </w:t>
+      </w:r>
+      <w:r>
+        <w:t xml:space="preserve">Choose the one you mean.</w:t>
+      </w:r>
+    </w:p>
+    <w:bookmarkEnd w:id="28"/>
+    <w:bookmarkEnd w:id="29"/>
+    <w:bookmarkStart w:id="32" w:name="Xa757197b9b942a803dc05820332a104a8aaeee4"/>
+    <w:p>
+      <w:pPr>
+        <w:pStyle w:val="Heading2"/>
+      </w:pPr>
+      <w:del w:id="49" w:author="PR Preview" w:date="2026-01-01T00:00:00Z">
+        <w:r>
+          <w:delText xml:space="preserve">9 Write about the subject, not about the text</w:delText>
+        </w:r>
+      </w:del>
+    </w:p>
+    <w:p>
+      <w:pPr>
+        <w:pStyle w:val="Heading2"/>
+      </w:pPr>
+      <w:ins w:id="50" w:author="PR Preview" w:date="2026-01-01T00:00:00Z">
+        <w:r>
+          <w:t xml:space="preserve">11 Write about the subject, not about the text</w:t>
         </w:r>
       </w:ins>
     </w:p>
     <w:p>
       <w:pPr>
-        <w:pStyle w:val="BlockText"/>
-      </w:pPr>
-      <w:ins w:id="44" w:author="PR Preview" w:date="2026-01-01T00:00:00Z">
-        <w:r>
-          <w:t xml:space="preserve">✅ The report should:</w:t>
-        </w:r>
-      </w:ins>
+        <w:pStyle w:val="FirstParagraph"/>
+      </w:pPr>
+      <w:r>
+        <w:t xml:space="preserve">Some sentences describe the document instead of its subject.</w:t>
+      </w:r>
+      <w:r>
+        <w:t xml:space="preserve"> </w:t>
+      </w:r>
+      <w:r>
+        <w:t xml:space="preserve">They do one of these things:</w:t>
+      </w:r>
     </w:p>
     <w:p>
       <w:pPr>
@@ -1571,11 +2430,9 @@
           <w:numId w:val="1010"/>
         </w:numPr>
       </w:pPr>
-      <w:ins w:id="45" w:author="PR Preview" w:date="2026-01-01T00:00:00Z">
-        <w:r>
-          <w:t xml:space="preserve">summarize the data;</w:t>
-        </w:r>
-      </w:ins>
+      <w:r>
+        <w:t xml:space="preserve">announce that a point is coming;</w:t>
+      </w:r>
     </w:p>
     <w:p>
       <w:pPr>
@@ -1585,11 +2442,9 @@
           <w:numId w:val="1010"/>
         </w:numPr>
       </w:pPr>
-      <w:ins w:id="46" w:author="PR Preview" w:date="2026-01-01T00:00:00Z">
-        <w:r>
-          <w:t xml:space="preserve">describe the model;</w:t>
-        </w:r>
-      </w:ins>
+      <w:r>
+        <w:t xml:space="preserve">rank a point;</w:t>
+      </w:r>
     </w:p>
     <w:p>
       <w:pPr>
@@ -1599,125 +2454,57 @@
           <w:numId w:val="1010"/>
         </w:numPr>
       </w:pPr>
-      <w:ins w:id="47" w:author="PR Preview" w:date="2026-01-01T00:00:00Z">
-        <w:r>
-          <w:t xml:space="preserve">tabulate the results.</w:t>
-        </w:r>
-      </w:ins>
-    </w:p>
-    <w:bookmarkEnd w:id="22"/>
-    <w:bookmarkStart w:id="24" w:name="limit-complex-sentence-structures"/>
-    <w:p>
-      <w:pPr>
-        <w:pStyle w:val="Heading2"/>
-      </w:pPr>
-      <w:ins w:id="48" w:author="PR Preview" w:date="2026-01-01T00:00:00Z">
-        <w:r>
-          <w:t xml:space="preserve">8 Limit complex sentence structures</w:t>
-        </w:r>
-      </w:ins>
+      <w:r>
+        <w:t xml:space="preserve">comment on how a point changes what follows.</w:t>
+      </w:r>
     </w:p>
     <w:p>
       <w:pPr>
         <w:pStyle w:val="FirstParagraph"/>
       </w:pPr>
       <w:r>
-        <w:t xml:space="preserve">A sentence with several nested dependent clauses</w:t>
-      </w:r>
-      <w:r>
-        <w:t xml:space="preserve"> </w:t>
-      </w:r>
-      <w:r>
-        <w:t xml:space="preserve">forces the reader to hold each unfinished clause in mind</w:t>
-      </w:r>
-      <w:r>
-        <w:t xml:space="preserve"> </w:t>
-      </w:r>
-      <w:r>
-        <w:t xml:space="preserve">until the sentence finally resolves.</w:t>
-      </w:r>
-      <w:r>
-        <w:t xml:space="preserve"> </w:t>
-      </w:r>
-      <w:r>
-        <w:t xml:space="preserve">Compound sentences joined by coordinating conjunctions</w:t>
-      </w:r>
-      <w:r>
-        <w:t xml:space="preserve"> </w:t>
-      </w:r>
-      <w:r>
-        <w:t xml:space="preserve">(</w:t>
-      </w:r>
-      <w:r>
-        <w:rPr>
-          <w:i/>
-          <w:iCs/>
-        </w:rPr>
-        <w:t xml:space="preserve">and</w:t>
-      </w:r>
-      <w:r>
-        <w:t xml:space="preserve">,</w:t>
-      </w:r>
-      <w:r>
-        <w:t xml:space="preserve"> </w:t>
-      </w:r>
-      <w:r>
-        <w:rPr>
-          <w:i/>
-          <w:iCs/>
-        </w:rPr>
-        <w:t xml:space="preserve">but</w:t>
-      </w:r>
-      <w:r>
-        <w:t xml:space="preserve">,</w:t>
-      </w:r>
-      <w:r>
-        <w:t xml:space="preserve"> </w:t>
-      </w:r>
-      <w:r>
-        <w:rPr>
-          <w:i/>
-          <w:iCs/>
-        </w:rPr>
-        <w:t xml:space="preserve">or</w:t>
-      </w:r>
-      <w:r>
-        <w:t xml:space="preserve">) are usually fine,</w:t>
-      </w:r>
-      <w:r>
-        <w:t xml:space="preserve"> </w:t>
-      </w:r>
-      <w:r>
-        <w:t xml:space="preserve">and an occasional dependent clause is fine too;</w:t>
-      </w:r>
-      <w:r>
-        <w:t xml:space="preserve"> </w:t>
-      </w:r>
-      <w:r>
-        <w:t xml:space="preserve">the problem is piling several of them into a single sentence.</w:t>
-      </w:r>
-    </w:p>
-    <w:p>
-      <w:pPr>
-        <w:pStyle w:val="BodyText"/>
-      </w:pPr>
-      <w:r>
-        <w:t xml:space="preserve">When a sentence becomes hard to follow,</w:t>
-      </w:r>
-      <w:r>
-        <w:t xml:space="preserve"> </w:t>
-      </w:r>
-      <w:r>
-        <w:t xml:space="preserve">split it into shorter sentences,</w:t>
-      </w:r>
-      <w:r>
-        <w:t xml:space="preserve"> </w:t>
-      </w:r>
-      <w:r>
-        <w:t xml:space="preserve">each carrying one main idea.</w:t>
-      </w:r>
-    </w:p>
-    <w:bookmarkStart w:id="23" w:name="exm-nested-clauses"/>
+        <w:t xml:space="preserve">Each one makes the reader read a sentence</w:t>
+      </w:r>
+      <w:r>
+        <w:t xml:space="preserve"> </w:t>
+      </w:r>
+      <w:r>
+        <w:t xml:space="preserve">before reaching the content it promises.</w:t>
+      </w:r>
+      <w:r>
+        <w:t xml:space="preserve"> </w:t>
+      </w:r>
+      <w:r>
+        <w:t xml:space="preserve">State the content directly.</w:t>
+      </w:r>
+      <w:r>
+        <w:t xml:space="preserve"> </w:t>
+      </w:r>
+      <w:hyperlink r:id="rId30">
+        <w:r>
+          <w:rPr>
+            <w:rStyle w:val="Hyperlink"/>
+          </w:rPr>
+          <w:t xml:space="preserve">Rhetorical reflexes</w:t>
+        </w:r>
+      </w:hyperlink>
+      <w:r>
+        <w:t xml:space="preserve"> </w:t>
+      </w:r>
+      <w:r>
+        <w:t xml:space="preserve">lists related signpost phrases, such as</w:t>
+      </w:r>
+      <w:r>
+        <w:t xml:space="preserve"> </w:t>
+      </w:r>
+      <w:r>
+        <w:t xml:space="preserve">“it is worth noting that”</w:t>
+      </w:r>
+      <w:r>
+        <w:t xml:space="preserve">.</w:t>
+      </w:r>
+    </w:p>
+    <w:bookmarkStart w:id="31" w:name="exm-self-referential"/>
     <w:p>
       <w:pPr>
         <w:pStyle w:val="BodyText"/>
@@ -1727,7 +2514,7 @@
           <w:b/>
           <w:bCs/>
         </w:rPr>
-        <w:t xml:space="preserve">Example 1 (Splitting an over-nested sentence)</w:t>
+        <w:t xml:space="preserve">Example 5 (Replacing a sentence about the text)</w:t>
       </w:r>
       <w:r>
         <w:t xml:space="preserve"> </w:t>
@@ -1741,7 +2528,7 @@
         <w:pStyle w:val="BlockText"/>
       </w:pPr>
       <w:r>
-        <w:t xml:space="preserve">❌ Because the assay, which we had validated the previous year using samples that were collected before the outbreak began, produced results that, although noisy, were consistent with prior reports, we proceeded with the analysis.</w:t>
+        <w:t xml:space="preserve">❌ One trap worth naming: the sample excludes people who moved.</w:t>
       </w:r>
     </w:p>
     <w:p>
@@ -1749,7 +2536,51 @@
         <w:pStyle w:val="BlockText"/>
       </w:pPr>
       <w:r>
-        <w:t xml:space="preserve">✅ We had validated the assay the previous year, using samples collected before the outbreak began. Its results were noisy but consistent with prior reports, so we proceeded with the analysis.</w:t>
+        <w:t xml:space="preserve">✅ The sample excludes people who moved.</w:t>
+      </w:r>
+    </w:p>
+    <w:p>
+      <w:pPr>
+        <w:pStyle w:val="BlockText"/>
+      </w:pPr>
+      <w:r>
+        <w:t xml:space="preserve">❌ The most important point is that the survey was voluntary.</w:t>
+      </w:r>
+    </w:p>
+    <w:p>
+      <w:pPr>
+        <w:pStyle w:val="BlockText"/>
+      </w:pPr>
+      <w:r>
+        <w:t xml:space="preserve">✅ The survey was voluntary.</w:t>
+      </w:r>
+    </w:p>
+    <w:p>
+      <w:pPr>
+        <w:pStyle w:val="BlockText"/>
+      </w:pPr>
+      <w:r>
+        <w:t xml:space="preserve">❌ One documented detail changes how the rest of this section reads:</w:t>
+      </w:r>
+      <w:r>
+        <w:t xml:space="preserve"> </w:t>
+      </w:r>
+      <w:r>
+        <w:t xml:space="preserve">the survey was voluntary.</w:t>
+      </w:r>
+    </w:p>
+    <w:p>
+      <w:pPr>
+        <w:pStyle w:val="BlockText"/>
+      </w:pPr>
+      <w:r>
+        <w:t xml:space="preserve">✅ The survey was voluntary,</w:t>
+      </w:r>
+      <w:r>
+        <w:t xml:space="preserve"> </w:t>
+      </w:r>
+      <w:r>
+        <w:t xml:space="preserve">so the estimates apply only to people who chose to respond.</w:t>
       </w:r>
     </w:p>
     <w:p>
@@ -1757,37 +2588,31 @@
         <w:pStyle w:val="FirstParagraph"/>
       </w:pPr>
       <w:r>
-        <w:t xml:space="preserve">The revised version breaks one deeply nested sentence into two</w:t>
-      </w:r>
-      <w:r>
-        <w:t xml:space="preserve"> </w:t>
-      </w:r>
-      <w:r>
-        <w:t xml:space="preserve">and restores the natural chronological order</w:t>
-      </w:r>
-      <w:r>
-        <w:t xml:space="preserve"> </w:t>
-      </w:r>
-      <w:r>
-        <w:t xml:space="preserve">(validation, then results, then decision),</w:t>
-      </w:r>
-      <w:r>
-        <w:t xml:space="preserve"> </w:t>
-      </w:r>
-      <w:r>
-        <w:t xml:space="preserve">so the reader can absorb each idea before moving on.</w:t>
-      </w:r>
-    </w:p>
-    <w:bookmarkEnd w:id="23"/>
-    <w:bookmarkEnd w:id="24"/>
-    <w:bookmarkStart w:id="27" w:name="X831e99641ea6e3d916f49fb78be48dc576ff061"/>
+        <w:t xml:space="preserve">In the third pair,</w:t>
+      </w:r>
+      <w:r>
+        <w:t xml:space="preserve"> </w:t>
+      </w:r>
+      <w:r>
+        <w:t xml:space="preserve">the rewrite states what the detail changes</w:t>
+      </w:r>
+      <w:r>
+        <w:t xml:space="preserve"> </w:t>
+      </w:r>
+      <w:r>
+        <w:t xml:space="preserve">instead of saying that it changes something.</w:t>
+      </w:r>
+    </w:p>
+    <w:bookmarkEnd w:id="31"/>
+    <w:bookmarkEnd w:id="32"/>
+    <w:bookmarkStart w:id="35" w:name="let-a-self-describing-link-stand-alone"/>
     <w:p>
       <w:pPr>
         <w:pStyle w:val="Heading2"/>
       </w:pPr>
-      <w:del w:id="49" w:author="PR Preview" w:date="2026-01-01T00:00:00Z">
-        <w:r>
-          <w:delText xml:space="preserve">7 Do not rule out readings no reader would make</w:delText>
+      <w:del w:id="51" w:author="PR Preview" w:date="2026-01-01T00:00:00Z">
+        <w:r>
+          <w:delText xml:space="preserve">10 Let a self-describing link stand alone</w:delText>
         </w:r>
       </w:del>
     </w:p>
@@ -1795,9 +2620,9 @@
       <w:pPr>
         <w:pStyle w:val="Heading2"/>
       </w:pPr>
-      <w:ins w:id="50" w:author="PR Preview" w:date="2026-01-01T00:00:00Z">
-        <w:r>
-          <w:t xml:space="preserve">9 Do not rule out readings no reader would make</w:t>
+      <w:ins w:id="52" w:author="PR Preview" w:date="2026-01-01T00:00:00Z">
+        <w:r>
+          <w:t xml:space="preserve">12 Let a self-describing link stand alone</w:t>
         </w:r>
       </w:ins>
     </w:p>
@@ -1806,57 +2631,28 @@
         <w:pStyle w:val="FirstParagraph"/>
       </w:pPr>
       <w:r>
-        <w:t xml:space="preserve">A definition says what a</w:t>
-      </w:r>
-      <w:r>
-        <w:t xml:space="preserve"> </w:t>
-      </w:r>
-      <w:hyperlink r:id="rId12">
-        <w:r>
-          <w:rPr>
-            <w:rStyle w:val="Hyperlink"/>
-          </w:rPr>
-          <w:t xml:space="preserve">term</w:t>
-        </w:r>
-      </w:hyperlink>
-      <w:r>
-        <w:t xml:space="preserve"> </w:t>
-      </w:r>
-      <w:r>
-        <w:t xml:space="preserve">means.</w:t>
-      </w:r>
-      <w:r>
-        <w:t xml:space="preserve"> </w:t>
-      </w:r>
-      <w:r>
-        <w:t xml:space="preserve">It does not need to list the things the term does not mean,</w:t>
-      </w:r>
-      <w:r>
-        <w:t xml:space="preserve"> </w:t>
-      </w:r>
-      <w:r>
-        <w:t xml:space="preserve">unless a reader is likely to confuse the two.</w:t>
-      </w:r>
-      <w:r>
-        <w:t xml:space="preserve"> </w:t>
-      </w:r>
-      <w:r>
-        <w:t xml:space="preserve">A disclaimer against a reading nobody would make</w:t>
-      </w:r>
-      <w:r>
-        <w:t xml:space="preserve"> </w:t>
-      </w:r>
-      <w:r>
-        <w:t xml:space="preserve">costs the reader a sentence</w:t>
-      </w:r>
-      <w:r>
-        <w:t xml:space="preserve"> </w:t>
-      </w:r>
-      <w:r>
-        <w:t xml:space="preserve">and can plant the confusion it was meant to prevent.</w:t>
-      </w:r>
-    </w:p>
-    <w:bookmarkStart w:id="25" w:name="exm-gratuitous-disclaimer"/>
+        <w:t xml:space="preserve">A URL often shows the name of what it points to and where that thing lives.</w:t>
+      </w:r>
+      <w:r>
+        <w:t xml:space="preserve"> </w:t>
+      </w:r>
+      <w:r>
+        <w:t xml:space="preserve">When it does,</w:t>
+      </w:r>
+      <w:r>
+        <w:t xml:space="preserve"> </w:t>
+      </w:r>
+      <w:r>
+        <w:t xml:space="preserve">do not also spell out that name or host around the link.</w:t>
+      </w:r>
+      <w:r>
+        <w:t xml:space="preserve"> </w:t>
+      </w:r>
+      <w:r>
+        <w:t xml:space="preserve">The reader would read the same facts twice.</w:t>
+      </w:r>
+    </w:p>
+    <w:bookmarkStart w:id="34" w:name="exm-self-describing-link"/>
     <w:p>
       <w:pPr>
         <w:pStyle w:val="BodyText"/>
@@ -1866,7 +2662,7 @@
           <w:b/>
           <w:bCs/>
         </w:rPr>
-        <w:t xml:space="preserve">Example 2 (Dropping a needless disclaimer)</w:t>
+        <w:t xml:space="preserve">Example 6 (Dropping prose that repeats a URL)</w:t>
       </w:r>
       <w:r>
         <w:t xml:space="preserve"> </w:t>
@@ -1880,13 +2676,24 @@
         <w:pStyle w:val="BlockText"/>
       </w:pPr>
       <w:r>
-        <w:t xml:space="preserve">❌ In this manuscript, TTE means target trial emulation.</w:t>
-      </w:r>
-      <w:r>
-        <w:t xml:space="preserve"> </w:t>
-      </w:r>
-      <w:r>
-        <w:t xml:space="preserve">It does not mean effect of treatment on the treated.</w:t>
+        <w:t xml:space="preserve">❌ For an example, see my public notes site Morrison-Lab/sds on GitHub</w:t>
+      </w:r>
+      <w:r>
+        <w:t xml:space="preserve"> </w:t>
+      </w:r>
+      <w:r>
+        <w:t xml:space="preserve">(</w:t>
+      </w:r>
+      <w:hyperlink r:id="rId33">
+        <w:r>
+          <w:rPr>
+            <w:rStyle w:val="Hyperlink"/>
+          </w:rPr>
+          <w:t xml:space="preserve">https://github.com/Morrison-Lab/sds</w:t>
+        </w:r>
+      </w:hyperlink>
+      <w:r>
+        <w:t xml:space="preserve">).</w:t>
       </w:r>
     </w:p>
     <w:p>
@@ -1894,7 +2701,21 @@
         <w:pStyle w:val="BlockText"/>
       </w:pPr>
       <w:r>
-        <w:t xml:space="preserve">✅ In this manuscript, TTE means target trial emulation.</w:t>
+        <w:t xml:space="preserve">✅ For an example, see</w:t>
+      </w:r>
+      <w:r>
+        <w:t xml:space="preserve"> </w:t>
+      </w:r>
+      <w:hyperlink r:id="rId33">
+        <w:r>
+          <w:rPr>
+            <w:rStyle w:val="Hyperlink"/>
+          </w:rPr>
+          <w:t xml:space="preserve">https://github.com/Morrison-Lab/sds</w:t>
+        </w:r>
+      </w:hyperlink>
+      <w:r>
+        <w:t xml:space="preserve">.</w:t>
       </w:r>
     </w:p>
     <w:p>
@@ -1902,147 +2723,97 @@
         <w:pStyle w:val="FirstParagraph"/>
       </w:pPr>
       <w:r>
-        <w:t xml:space="preserve">In causal inference,</w:t>
-      </w:r>
-      <w:r>
-        <w:t xml:space="preserve"> </w:t>
-      </w:r>
-      <w:r>
-        <w:t xml:space="preserve">the average effect of treatment on the treated is usually abbreviated ATT,</w:t>
-      </w:r>
-      <w:r>
-        <w:t xml:space="preserve"> </w:t>
-      </w:r>
-      <w:r>
-        <w:t xml:space="preserve">so a reader is unlikely to read</w:t>
-      </w:r>
-      <w:r>
-        <w:t xml:space="preserve"> </w:t>
-      </w:r>
-      <w:r>
-        <w:t xml:space="preserve">“TTE”</w:t>
-      </w:r>
-      <w:r>
-        <w:t xml:space="preserve"> </w:t>
-      </w:r>
-      <w:r>
-        <w:t xml:space="preserve">that way.</w:t>
-      </w:r>
-      <w:r>
-        <w:t xml:space="preserve"> </w:t>
-      </w:r>
-      <w:r>
-        <w:t xml:space="preserve">The second sentence introduces a meaning</w:t>
-      </w:r>
-      <w:r>
-        <w:t xml:space="preserve"> </w:t>
-      </w:r>
-      <w:r>
-        <w:t xml:space="preserve">that the reader would not otherwise have considered.</w:t>
-      </w:r>
-    </w:p>
-    <w:bookmarkEnd w:id="25"/>
+        <w:t xml:space="preserve">The URL already says that the site is on GitHub</w:t>
+      </w:r>
+      <w:r>
+        <w:t xml:space="preserve"> </w:t>
+      </w:r>
+      <w:r>
+        <w:t xml:space="preserve">and that the repository is</w:t>
+      </w:r>
+      <w:r>
+        <w:t xml:space="preserve"> </w:t>
+      </w:r>
+      <w:r>
+        <w:rPr>
+          <w:rStyle w:val="VerbatimChar"/>
+        </w:rPr>
+        <w:t xml:space="preserve">Morrison-Lab/sds</w:t>
+      </w:r>
+      <w:r>
+        <w:t xml:space="preserve">.</w:t>
+      </w:r>
+    </w:p>
+    <w:bookmarkEnd w:id="34"/>
     <w:p>
       <w:pPr>
         <w:pStyle w:val="BodyText"/>
       </w:pPr>
       <w:r>
-        <w:t xml:space="preserve">Keep a disclaimer when the confusion is real.</w:t>
-      </w:r>
-      <w:r>
-        <w:t xml:space="preserve"> </w:t>
-      </w:r>
-      <w:r>
-        <w:t xml:space="preserve">For example, if</w:t>
-      </w:r>
-      <w:r>
-        <w:t xml:space="preserve"> </w:t>
-      </w:r>
-      <w:r>
-        <w:t xml:space="preserve">“CI”</w:t>
-      </w:r>
-      <w:r>
-        <w:t xml:space="preserve"> </w:t>
-      </w:r>
-      <w:r>
-        <w:t xml:space="preserve">could mean confidence interval or cumulative incidence</w:t>
-      </w:r>
-      <w:r>
-        <w:t xml:space="preserve"> </w:t>
-      </w:r>
-      <w:r>
-        <w:t xml:space="preserve"> </w:t>
-      </w:r>
-      <w:r>
-        <w:t xml:space="preserve">in the same paper,</w:t>
-      </w:r>
-      <w:r>
-        <w:t xml:space="preserve"> </w:t>
-      </w:r>
-      <w:r>
-        <w:t xml:space="preserve">say which one you mean each time.</w:t>
-      </w:r>
-    </w:p>
-    <w:p>
-      <w:pPr>
-        <w:pStyle w:val="BodyText"/>
-      </w:pPr>
-      <w:r>
-        <w:t xml:space="preserve">A contrast you keep must not be a straw man.</w:t>
-      </w:r>
-      <w:r>
-        <w:t xml:space="preserve"> </w:t>
-      </w:r>
-      <w:r>
-        <w:t xml:space="preserve">Say who holds the confusing reading, and cite a source that shows it,</w:t>
-      </w:r>
-      <w:r>
-        <w:t xml:space="preserve"> </w:t>
-      </w:r>
-      <w:r>
-        <w:t xml:space="preserve">so the reader sees why the alternative needs ruling out.</w:t>
-      </w:r>
-      <w:r>
-        <w:t xml:space="preserve"> </w:t>
-      </w:r>
-      <w:r>
-        <w:t xml:space="preserve">A bare</w:t>
-      </w:r>
-      <w:r>
-        <w:t xml:space="preserve"> </w:t>
-      </w:r>
-      <w:r>
-        <w:t xml:space="preserve">“not X”</w:t>
-      </w:r>
-      <w:r>
-        <w:t xml:space="preserve"> </w:t>
-      </w:r>
-      <w:r>
-        <w:t xml:space="preserve">leaves the reader to guess</w:t>
-      </w:r>
-      <w:r>
-        <w:t xml:space="preserve"> </w:t>
-      </w:r>
-      <w:r>
-        <w:t xml:space="preserve">whether anyone reads the term as X.</w:t>
-      </w:r>
-      <w:r>
-        <w:t xml:space="preserve"> </w:t>
-      </w:r>
-      <w:r>
-        <w:t xml:space="preserve"> </w:t>
-      </w:r>
-      <w:r>
-        <w:t xml:space="preserve">If you cannot find a source or a reader who holds the reading,</w:t>
-      </w:r>
-      <w:r>
-        <w:t xml:space="preserve"> </w:t>
-      </w:r>
-      <w:r>
-        <w:t xml:space="preserve">the contrast fails the test above, so remove it.</w:t>
-      </w:r>
-    </w:p>
-    <w:bookmarkStart w:id="26" w:name="exm-fleshed-out-contrast"/>
+        <w:t xml:space="preserve">Keep a descriptive label when the URL does not show what it points to,</w:t>
+      </w:r>
+      <w:r>
+        <w:t xml:space="preserve"> </w:t>
+      </w:r>
+      <w:r>
+        <w:t xml:space="preserve">such as a DOI or a shortened link.</w:t>
+      </w:r>
+    </w:p>
+    <w:bookmarkEnd w:id="35"/>
+    <w:bookmarkStart w:id="37" w:name="keep-the-writer-out-of-the-way"/>
+    <w:p>
+      <w:pPr>
+        <w:pStyle w:val="Heading2"/>
+      </w:pPr>
+      <w:del w:id="53" w:author="PR Preview" w:date="2026-01-01T00:00:00Z">
+        <w:r>
+          <w:delText xml:space="preserve">11 Keep the writer out of the way</w:delText>
+        </w:r>
+      </w:del>
+    </w:p>
+    <w:p>
+      <w:pPr>
+        <w:pStyle w:val="Heading2"/>
+      </w:pPr>
+      <w:ins w:id="54" w:author="PR Preview" w:date="2026-01-01T00:00:00Z">
+        <w:r>
+          <w:t xml:space="preserve">13 Keep the writer out of the way</w:t>
+        </w:r>
+      </w:ins>
+    </w:p>
+    <w:p>
+      <w:pPr>
+        <w:pStyle w:val="FirstParagraph"/>
+      </w:pPr>
+      <w:r>
+        <w:t xml:space="preserve">Mention yourself only where a sentence needs an actor,</w:t>
+      </w:r>
+      <w:r>
+        <w:t xml:space="preserve"> </w:t>
+      </w:r>
+      <w:r>
+        <w:t xml:space="preserve">such as a request, an offer, or a decision you made.</w:t>
+      </w:r>
+      <w:r>
+        <w:t xml:space="preserve"> </w:t>
+      </w:r>
+      <w:r>
+        <w:t xml:space="preserve">Elsewhere,</w:t>
+      </w:r>
+      <w:r>
+        <w:t xml:space="preserve"> </w:t>
+      </w:r>
+      <w:r>
+        <w:t xml:space="preserve">make the subject of the sentence the thing the reader cares about.</w:t>
+      </w:r>
+      <w:r>
+        <w:t xml:space="preserve"> </w:t>
+      </w:r>
+      <w:r>
+        <w:t xml:space="preserve">Extra references to the writer turn attention from the content to the person.</w:t>
+      </w:r>
+    </w:p>
+    <w:bookmarkStart w:id="36" w:name="exm-writer-out-of-the-way"/>
     <w:p>
       <w:pPr>
         <w:pStyle w:val="BodyText"/>
@@ -2052,7 +2823,7 @@
           <w:b/>
           <w:bCs/>
         </w:rPr>
-        <w:t xml:space="preserve">Example 3 (Explaining the contrast, or dropping it)</w:t>
+        <w:t xml:space="preserve">Example 7 (Moving the focus from the writer to the subject)</w:t>
       </w:r>
       <w:r>
         <w:t xml:space="preserve"> </w:t>
@@ -2066,19 +2837,7 @@
         <w:pStyle w:val="BlockText"/>
       </w:pPr>
       <w:r>
-        <w:t xml:space="preserve">❌ Statistics uses</w:t>
-      </w:r>
-      <w:r>
-        <w:t xml:space="preserve"> </w:t>
-      </w:r>
-      <w:r>
-        <w:t xml:space="preserve">“predictor”</w:t>
-      </w:r>
-      <w:r>
-        <w:t xml:space="preserve"> </w:t>
-      </w:r>
-      <w:r>
-        <w:t xml:space="preserve">for a feature, not for a model.</w:t>
+        <w:t xml:space="preserve">❌ I tested this in a small private project, and I found that CI works well.</w:t>
       </w:r>
     </w:p>
     <w:p>
@@ -2086,67 +2845,23 @@
         <w:pStyle w:val="BlockText"/>
       </w:pPr>
       <w:r>
-        <w:t xml:space="preserve">✅ Statistics uses</w:t>
-      </w:r>
-      <w:r>
-        <w:t xml:space="preserve"> </w:t>
-      </w:r>
-      <w:r>
-        <w:t xml:space="preserve">“predictor”</w:t>
-      </w:r>
-      <w:r>
-        <w:t xml:space="preserve"> </w:t>
-      </w:r>
-      <w:r>
-        <w:t xml:space="preserve">for a feature.</w:t>
-      </w:r>
-      <w:r>
-        <w:t xml:space="preserve"> </w:t>
-      </w:r>
-      <w:r>
-        <w:t xml:space="preserve">Some machine learning texts use the same word for a fitted prediction function:</w:t>
-      </w:r>
-      <w:r>
-        <w:t xml:space="preserve"> </w:t>
-      </w:r>
-      <w:r>
-        <w:t xml:space="preserve"> </w:t>
-      </w:r>
-      <w:r>
-        <w:t xml:space="preserve">Hastie, Tibshirani and Friedman call the averaged forest function</w:t>
-      </w:r>
-      <w:r>
-        <w:t xml:space="preserve"> </w:t>
-      </w:r>
-      <w:r>
-        <w:t xml:space="preserve">“the random forest (regression) predictor”</w:t>
-      </w:r>
-      <w:r>
-        <w:t xml:space="preserve"> </w:t>
-      </w:r>
-      <w:r>
-        <w:t xml:space="preserve">(Hastie et al. 2009, equation 15.2)</w:t>
-      </w:r>
-      <w:r>
-        <w:t xml:space="preserve">.</w:t>
-      </w:r>
-      <w:r>
-        <w:t xml:space="preserve"> </w:t>
-      </w:r>
-      <w:r>
-        <w:t xml:space="preserve">In these notes,</w:t>
-      </w:r>
-      <w:r>
-        <w:t xml:space="preserve"> </w:t>
-      </w:r>
-      <w:r>
-        <w:t xml:space="preserve">“predictor”</w:t>
-      </w:r>
-      <w:r>
-        <w:t xml:space="preserve"> </w:t>
-      </w:r>
-      <w:r>
-        <w:t xml:space="preserve">always means a feature.</w:t>
+        <w:t xml:space="preserve">✅ CI works well in a small private test project.</w:t>
+      </w:r>
+    </w:p>
+    <w:p>
+      <w:pPr>
+        <w:pStyle w:val="BlockText"/>
+      </w:pPr>
+      <w:r>
+        <w:t xml:space="preserve">❌ My build and review tools run on cloud services.</w:t>
+      </w:r>
+    </w:p>
+    <w:p>
+      <w:pPr>
+        <w:pStyle w:val="BlockText"/>
+      </w:pPr>
+      <w:r>
+        <w:t xml:space="preserve">✅ The build and review tools run on cloud services.</w:t>
       </w:r>
     </w:p>
     <w:p>
@@ -2154,84 +2869,144 @@
         <w:pStyle w:val="FirstParagraph"/>
       </w:pPr>
       <w:r>
-        <w:t xml:space="preserve">The first version rules out a reading without saying that anyone holds it.</w:t>
-      </w:r>
-      <w:r>
-        <w:t xml:space="preserve"> </w:t>
-      </w:r>
-      <w:r>
-        <w:t xml:space="preserve">The second shows that the reading exists, with a source,</w:t>
-      </w:r>
-      <w:r>
-        <w:t xml:space="preserve"> </w:t>
-      </w:r>
-      <w:r>
-        <w:t xml:space="preserve">and says which meaning the text uses.</w:t>
-      </w:r>
-      <w:r>
-        <w:t xml:space="preserve"> </w:t>
-      </w:r>
-      <w:r>
-        <w:t xml:space="preserve">If no text used the word that way,</w:t>
-      </w:r>
-      <w:r>
-        <w:t xml:space="preserve"> </w:t>
-      </w:r>
-      <w:r>
-        <w:t xml:space="preserve">the right revision would be to delete the clause</w:t>
-      </w:r>
-      <w:r>
-        <w:t xml:space="preserve"> </w:t>
-      </w:r>
-      <w:r>
-        <w:t xml:space="preserve">“not for a model”</w:t>
-      </w:r>
-      <w:r>
-        <w:t xml:space="preserve">.</w:t>
-      </w:r>
-    </w:p>
-    <w:bookmarkEnd w:id="26"/>
+        <w:t xml:space="preserve">A request still needs its actor:</w:t>
+      </w:r>
+      <w:r>
+        <w:t xml:space="preserve"> </w:t>
+      </w:r>
+      <w:r>
+        <w:t xml:space="preserve">“Could the space be increased, or would you allow me to register my own runner?”</w:t>
+      </w:r>
+      <w:r>
+        <w:t xml:space="preserve"> </w:t>
+      </w:r>
+      <w:r>
+        <w:t xml:space="preserve"> </w:t>
+      </w:r>
+      <w:r>
+        <w:t xml:space="preserve">keeps</w:t>
+      </w:r>
+      <w:r>
+        <w:t xml:space="preserve"> </w:t>
+      </w:r>
+      <w:r>
+        <w:t xml:space="preserve">“me”</w:t>
+      </w:r>
+      <w:r>
+        <w:t xml:space="preserve"> </w:t>
+      </w:r>
+      <w:r>
+        <w:t xml:space="preserve">because the request is about the writer’s runner.</w:t>
+      </w:r>
+    </w:p>
+    <w:bookmarkEnd w:id="36"/>
+    <w:bookmarkEnd w:id="37"/>
+    <w:bookmarkStart w:id="39" w:name="do-not-overexplain"/>
+    <w:p>
+      <w:pPr>
+        <w:pStyle w:val="Heading2"/>
+      </w:pPr>
+      <w:del w:id="55" w:author="PR Preview" w:date="2026-01-01T00:00:00Z">
+        <w:r>
+          <w:delText xml:space="preserve">12 Do not overexplain</w:delText>
+        </w:r>
+      </w:del>
+    </w:p>
+    <w:p>
+      <w:pPr>
+        <w:pStyle w:val="Heading2"/>
+      </w:pPr>
+      <w:ins w:id="56" w:author="PR Preview" w:date="2026-01-01T00:00:00Z">
+        <w:r>
+          <w:t xml:space="preserve">14 Do not overexplain</w:t>
+        </w:r>
+      </w:ins>
+    </w:p>
+    <w:p>
+      <w:pPr>
+        <w:pStyle w:val="FirstParagraph"/>
+      </w:pPr>
+      <w:r>
+        <w:t xml:space="preserve">Say what the reader needs, and stop.</w:t>
+      </w:r>
+      <w:r>
+        <w:t xml:space="preserve"> </w:t>
+      </w:r>
+      <w:r>
+        <w:t xml:space="preserve">Cut a qualifier, a restatement or a reason that the words before it already imply.</w:t>
+      </w:r>
+    </w:p>
+    <w:bookmarkStart w:id="38" w:name="exm-overexplain"/>
     <w:p>
       <w:pPr>
         <w:pStyle w:val="BodyText"/>
       </w:pPr>
       <w:r>
-        <w:t xml:space="preserve">The same test applies to explanations:</w:t>
-      </w:r>
-      <w:r>
-        <w:t xml:space="preserve"> </w:t>
-      </w:r>
-      <w:r>
-        <w:t xml:space="preserve">explain what your intended readers do not already know,</w:t>
-      </w:r>
-      <w:r>
-        <w:t xml:space="preserve"> </w:t>
-      </w:r>
-      <w:r>
-        <w:t xml:space="preserve">and leave out what they do.</w:t>
-      </w:r>
-      <w:r>
-        <w:t xml:space="preserve"> </w:t>
-      </w:r>
-      <w:r>
-        <w:t xml:space="preserve">A methods section for statisticians does not need to define a p-value;</w:t>
-      </w:r>
-      <w:r>
-        <w:t xml:space="preserve"> </w:t>
-      </w:r>
-      <w:r>
-        <w:t xml:space="preserve">a report for clinicians might.</w:t>
-      </w:r>
-    </w:p>
-    <w:bookmarkEnd w:id="27"/>
-    <w:bookmarkStart w:id="29" w:name="avoid-double-negatives"/>
+        <w:rPr>
+          <w:b/>
+          <w:bCs/>
+        </w:rPr>
+        <w:t xml:space="preserve">Example 8 (Cutting a clause the term already implies)</w:t>
+      </w:r>
+      <w:r>
+        <w:t xml:space="preserve"> </w:t>
+      </w:r>
+      <w:r>
+        <w:t xml:space="preserve"> </w:t>
+      </w:r>
+    </w:p>
+    <w:p>
+      <w:pPr>
+        <w:pStyle w:val="BlockText"/>
+      </w:pPr>
+      <w:r>
+        <w:t xml:space="preserve">❌ Estimated mean: the estimated value of the mean, whether or not it is a mean of an outcome.</w:t>
+      </w:r>
+    </w:p>
+    <w:p>
+      <w:pPr>
+        <w:pStyle w:val="BlockText"/>
+      </w:pPr>
+      <w:r>
+        <w:t xml:space="preserve">✅ Estimated mean: the estimated value of the mean.</w:t>
+      </w:r>
+    </w:p>
+    <w:p>
+      <w:pPr>
+        <w:pStyle w:val="FirstParagraph"/>
+      </w:pPr>
+      <w:r>
+        <w:t xml:space="preserve">The first version adds a clause that</w:t>
+      </w:r>
+      <w:r>
+        <w:t xml:space="preserve"> </w:t>
+      </w:r>
+      <w:r>
+        <w:t xml:space="preserve">“the mean”</w:t>
+      </w:r>
+      <w:r>
+        <w:t xml:space="preserve"> </w:t>
+      </w:r>
+      <w:r>
+        <w:t xml:space="preserve">already covers.</w:t>
+      </w:r>
+      <w:r>
+        <w:t xml:space="preserve"> </w:t>
+      </w:r>
+      <w:r>
+        <w:t xml:space="preserve">The second is complete.</w:t>
+      </w:r>
+    </w:p>
+    <w:bookmarkEnd w:id="38"/>
+    <w:bookmarkEnd w:id="39"/>
+    <w:bookmarkStart w:id="47" w:name="put-lists-in-bullet-points"/>
     <w:p>
       <w:pPr>
         <w:pStyle w:val="Heading2"/>
       </w:pPr>
-      <w:del w:id="51" w:author="PR Preview" w:date="2026-01-01T00:00:00Z">
-        <w:r>
-          <w:delText xml:space="preserve">8 Avoid double negatives</w:delText>
+      <w:del w:id="57" w:author="PR Preview" w:date="2026-01-01T00:00:00Z">
+        <w:r>
+          <w:delText xml:space="preserve">13 Put lists in bullet points</w:delText>
         </w:r>
       </w:del>
     </w:p>
@@ -2239,9 +3014,9 @@
       <w:pPr>
         <w:pStyle w:val="Heading2"/>
       </w:pPr>
-      <w:ins w:id="52" w:author="PR Preview" w:date="2026-01-01T00:00:00Z">
-        <w:r>
-          <w:t xml:space="preserve">10 Avoid double negatives</w:t>
+      <w:ins w:id="58" w:author="PR Preview" w:date="2026-01-01T00:00:00Z">
+        <w:r>
+          <w:t xml:space="preserve">15 Put lists in bullet points</w:t>
         </w:r>
       </w:ins>
     </w:p>
@@ -2250,13 +3025,141 @@
         <w:pStyle w:val="FirstParagraph"/>
       </w:pPr>
       <w:r>
-        <w:t xml:space="preserve">A double negative states a claim by denying its opposite,</w:t>
-      </w:r>
-      <w:r>
-        <w:t xml:space="preserve"> </w:t>
-      </w:r>
-      <w:r>
-        <w:t xml:space="preserve">as in these phrases:</w:t>
+        <w:t xml:space="preserve">A list of three or more phrases,</w:t>
+      </w:r>
+      <w:r>
+        <w:t xml:space="preserve"> </w:t>
+      </w:r>
+      <w:r>
+        <w:t xml:space="preserve">written inline and separated by commas,</w:t>
+      </w:r>
+      <w:r>
+        <w:t xml:space="preserve"> </w:t>
+      </w:r>
+      <w:r>
+        <w:t xml:space="preserve">makes the reader count commas to find where each item ends.</w:t>
+      </w:r>
+      <w:r>
+        <w:t xml:space="preserve"> </w:t>
+      </w:r>
+      <w:r>
+        <w:t xml:space="preserve">Write it as a bullet list instead,</w:t>
+      </w:r>
+      <w:r>
+        <w:t xml:space="preserve"> </w:t>
+      </w:r>
+      <w:r>
+        <w:t xml:space="preserve">introduced by a sentence ending in a colon.</w:t>
+      </w:r>
+      <w:r>
+        <w:t xml:space="preserve"> </w:t>
+      </w:r>
+      <w:r>
+        <w:t xml:space="preserve">Use a numbered list when the items are steps done in order.</w:t>
+      </w:r>
+    </w:p>
+    <w:p>
+      <w:pPr>
+        <w:pStyle w:val="BodyText"/>
+      </w:pPr>
+      <w:r>
+        <w:t xml:space="preserve">A run of parallel sentences is a list too,</w:t>
+      </w:r>
+      <w:r>
+        <w:t xml:space="preserve"> </w:t>
+      </w:r>
+      <w:r>
+        <w:t xml:space="preserve">even with only two items.</w:t>
+      </w:r>
+      <w:r>
+        <w:t xml:space="preserve"> </w:t>
+      </w:r>
+      <w:r>
+        <w:t xml:space="preserve">The common case is a set of resources,</w:t>
+      </w:r>
+      <w:r>
+        <w:t xml:space="preserve"> </w:t>
+      </w:r>
+      <w:r>
+        <w:t xml:space="preserve">such as videos or readings,</w:t>
+      </w:r>
+      <w:r>
+        <w:t xml:space="preserve"> </w:t>
+      </w:r>
+      <w:r>
+        <w:t xml:space="preserve">where each sentence names one resource and links to it.</w:t>
+      </w:r>
+      <w:r>
+        <w:t xml:space="preserve"> </w:t>
+      </w:r>
+      <w:r>
+        <w:t xml:space="preserve">Put each sentence in its own bullet,</w:t>
+      </w:r>
+      <w:r>
+        <w:t xml:space="preserve"> </w:t>
+      </w:r>
+      <w:r>
+        <w:t xml:space="preserve">so the reader sees how many resources there are</w:t>
+      </w:r>
+      <w:r>
+        <w:t xml:space="preserve"> </w:t>
+      </w:r>
+      <w:r>
+        <w:t xml:space="preserve">and where each one starts.</w:t>
+      </w:r>
+    </w:p>
+    <w:p>
+      <w:pPr>
+        <w:pStyle w:val="BodyText"/>
+      </w:pPr>
+      <w:r>
+        <w:t xml:space="preserve">A case analysis is a parallel run too.</w:t>
+      </w:r>
+      <w:r>
+        <w:t xml:space="preserve"> </w:t>
+      </w:r>
+      <w:r>
+        <w:t xml:space="preserve">Write one bullet per case,</w:t>
+      </w:r>
+      <w:r>
+        <w:t xml:space="preserve"> </w:t>
+      </w:r>
+      <w:r>
+        <w:t xml:space="preserve">and begin each with a bold label that names the case.</w:t>
+      </w:r>
+    </w:p>
+    <w:p>
+      <w:pPr>
+        <w:pStyle w:val="BodyText"/>
+      </w:pPr>
+      <w:r>
+        <w:t xml:space="preserve">Bullet lists matter most on slides,</w:t>
+      </w:r>
+      <w:r>
+        <w:t xml:space="preserve"> </w:t>
+      </w:r>
+      <w:r>
+        <w:t xml:space="preserve">where a reader scans a list rather than reading it as a sentence.</w:t>
+      </w:r>
+      <w:r>
+        <w:t xml:space="preserve"> </w:t>
+      </w:r>
+      <w:r>
+        <w:t xml:space="preserve">The rule is one case of a broader preference for more structure:</w:t>
+      </w:r>
+      <w:r>
+        <w:t xml:space="preserve"> </w:t>
+      </w:r>
+      <w:r>
+        <w:t xml:space="preserve">when content has a shape, show that shape in the markup.</w:t>
+      </w:r>
+    </w:p>
+    <w:p>
+      <w:pPr>
+        <w:pStyle w:val="BodyText"/>
+      </w:pPr>
+      <w:r>
+        <w:t xml:space="preserve">A few mechanics to keep in mind when writing a bullet list:</w:t>
       </w:r>
     </w:p>
     <w:p>
@@ -2268,7 +3171,13 @@
         </w:numPr>
       </w:pPr>
       <w:r>
-        <w:t xml:space="preserve">“not uncommon”</w:t>
+        <w:t xml:space="preserve">Keep the items grammatically parallel,</w:t>
+      </w:r>
+      <w:r>
+        <w:t xml:space="preserve"> </w:t>
+      </w:r>
+      <w:r>
+        <w:t xml:space="preserve">so each one completes the introducing sentence the same way.</w:t>
       </w:r>
     </w:p>
     <w:p>
@@ -2280,7 +3189,13 @@
         </w:numPr>
       </w:pPr>
       <w:r>
-        <w:t xml:space="preserve">“not unlikely”</w:t>
+        <w:t xml:space="preserve">Leave a blank line before the list;</w:t>
+      </w:r>
+      <w:r>
+        <w:t xml:space="preserve"> </w:t>
+      </w:r>
+      <w:r>
+        <w:t xml:space="preserve">without it, Markdown reads the list as part of the paragraph above.</w:t>
       </w:r>
     </w:p>
     <w:p>
@@ -2292,78 +3207,35 @@
         </w:numPr>
       </w:pPr>
       <w:r>
-        <w:t xml:space="preserve">“not inconsistent with”</w:t>
-      </w:r>
-    </w:p>
+        <w:t xml:space="preserve">Keep a short series of single words inline,</w:t>
+      </w:r>
+      <w:r>
+        <w:t xml:space="preserve"> </w:t>
+      </w:r>
+      <w:r>
+        <w:t xml:space="preserve">such as</w:t>
+      </w:r>
+      <w:r>
+        <w:t xml:space="preserve"> </w:t>
+      </w:r>
+      <w:r>
+        <w:t xml:space="preserve">“R, Julia, or Python”</w:t>
+      </w:r>
+      <w:r>
+        <w:t xml:space="preserve">.</w:t>
+      </w:r>
+    </w:p>
+    <w:bookmarkStart w:id="40" w:name="exm-bullet-lists"/>
     <w:p>
       <w:pPr>
         <w:pStyle w:val="FirstParagraph"/>
-      </w:pPr>
-      <w:r>
-        <w:t xml:space="preserve">The reader has to cancel the two negatives to recover the claim,</w:t>
-      </w:r>
-      <w:r>
-        <w:t xml:space="preserve"> </w:t>
-      </w:r>
-      <w:r>
-        <w:t xml:space="preserve">and the result is often vaguer than the writer intended.</w:t>
-      </w:r>
-      <w:r>
-        <w:t xml:space="preserve"> </w:t>
-      </w:r>
-      <w:r>
-        <w:t xml:space="preserve">State the claim directly.</w:t>
-      </w:r>
-      <w:r>
-        <w:t xml:space="preserve"> </w:t>
-      </w:r>
-      <w:r>
-        <w:t xml:space="preserve">If you mean something weaker than the direct claim,</w:t>
-      </w:r>
-      <w:r>
-        <w:t xml:space="preserve"> </w:t>
-      </w:r>
-      <w:r>
-        <w:t xml:space="preserve">say what the weaker claim is.</w:t>
-      </w:r>
-    </w:p>
-    <w:p>
-      <w:pPr>
-        <w:pStyle w:val="BodyText"/>
-      </w:pPr>
-      <w:r>
-        <w:t xml:space="preserve">A single negative is fine.</w:t>
-      </w:r>
-      <w:r>
-        <w:t xml:space="preserve"> </w:t>
-      </w:r>
-      <w:r>
-        <w:t xml:space="preserve">“We did not reject the null hypothesis”</w:t>
-      </w:r>
-      <w:r>
-        <w:t xml:space="preserve"> </w:t>
-      </w:r>
-      <w:r>
-        <w:t xml:space="preserve">denies one thing,</w:t>
-      </w:r>
-      <w:r>
-        <w:t xml:space="preserve"> </w:t>
-      </w:r>
-      <w:r>
-        <w:t xml:space="preserve">and it is the standard wording for a test result.</w:t>
-      </w:r>
-    </w:p>
-    <w:bookmarkStart w:id="28" w:name="exm-double-negative"/>
-    <w:p>
-      <w:pPr>
-        <w:pStyle w:val="BodyText"/>
       </w:pPr>
       <w:r>
         <w:rPr>
           <w:b/>
           <w:bCs/>
         </w:rPr>
-        <w:t xml:space="preserve">Example 4 (Stating a claim directly)</w:t>
+        <w:t xml:space="preserve">Example 9 (Turning an inline list into bullet points)</w:t>
       </w:r>
       <w:r>
         <w:t xml:space="preserve"> </w:t>
@@ -2377,7 +3249,7 @@
         <w:pStyle w:val="BlockText"/>
       </w:pPr>
       <w:r>
-        <w:t xml:space="preserve">❌ The association was not inconsistent with a dose-response relationship.</w:t>
+        <w:t xml:space="preserve">❌ Machine learning combines data to learn from, statistics to say what a finite sample of data supports, and optimization to find the model that fits the data best.</w:t>
       </w:r>
     </w:p>
     <w:p>
@@ -2385,110 +3257,7 @@
         <w:pStyle w:val="BlockText"/>
       </w:pPr>
       <w:r>
-        <w:t xml:space="preserve">✅ The association was consistent with a dose-response relationship.</w:t>
-      </w:r>
-    </w:p>
-    <w:p>
-      <w:pPr>
-        <w:pStyle w:val="BlockText"/>
-      </w:pPr>
-      <w:r>
-        <w:t xml:space="preserve">✅ The data do not rule out a dose-response relationship, but they do not support one either.</w:t>
-      </w:r>
-    </w:p>
-    <w:p>
-      <w:pPr>
-        <w:pStyle w:val="FirstParagraph"/>
-      </w:pPr>
-      <w:r>
-        <w:t xml:space="preserve">Writers usually choose</w:t>
-      </w:r>
-      <w:r>
-        <w:t xml:space="preserve"> </w:t>
-      </w:r>
-      <w:r>
-        <w:t xml:space="preserve">“not inconsistent with”</w:t>
-      </w:r>
-      <w:r>
-        <w:t xml:space="preserve"> </w:t>
-      </w:r>
-      <w:r>
-        <w:t xml:space="preserve">to</w:t>
-      </w:r>
-      <w:r>
-        <w:t xml:space="preserve"> </w:t>
-      </w:r>
-      <w:hyperlink r:id="rId13">
-        <w:r>
-          <w:rPr>
-            <w:rStyle w:val="Hyperlink"/>
-          </w:rPr>
-          <w:t xml:space="preserve">hedge</w:t>
-        </w:r>
-      </w:hyperlink>
-      <w:r>
-        <w:t xml:space="preserve"> </w:t>
-      </w:r>
-      <w:r>
-        <w:t xml:space="preserve">“consistent with”</w:t>
-      </w:r>
-      <w:r>
-        <w:t xml:space="preserve">.</w:t>
-      </w:r>
-      <w:r>
-        <w:t xml:space="preserve"> </w:t>
-      </w:r>
-      <w:r>
-        <w:t xml:space="preserve">The first rewrite drops the hedge;</w:t>
-      </w:r>
-      <w:r>
-        <w:t xml:space="preserve"> </w:t>
-      </w:r>
-      <w:r>
-        <w:t xml:space="preserve">the second says what the hedge was for.</w:t>
-      </w:r>
-      <w:r>
-        <w:t xml:space="preserve"> </w:t>
-      </w:r>
-      <w:r>
-        <w:t xml:space="preserve">Choose the one you mean.</w:t>
-      </w:r>
-    </w:p>
-    <w:bookmarkEnd w:id="28"/>
-    <w:bookmarkEnd w:id="29"/>
-    <w:bookmarkStart w:id="32" w:name="Xa757197b9b942a803dc05820332a104a8aaeee4"/>
-    <w:p>
-      <w:pPr>
-        <w:pStyle w:val="Heading2"/>
-      </w:pPr>
-      <w:del w:id="53" w:author="PR Preview" w:date="2026-01-01T00:00:00Z">
-        <w:r>
-          <w:delText xml:space="preserve">9 Write about the subject, not about the text</w:delText>
-        </w:r>
-      </w:del>
-    </w:p>
-    <w:p>
-      <w:pPr>
-        <w:pStyle w:val="Heading2"/>
-      </w:pPr>
-      <w:ins w:id="54" w:author="PR Preview" w:date="2026-01-01T00:00:00Z">
-        <w:r>
-          <w:t xml:space="preserve">11 Write about the subject, not about the text</w:t>
-        </w:r>
-      </w:ins>
-    </w:p>
-    <w:p>
-      <w:pPr>
-        <w:pStyle w:val="FirstParagraph"/>
-      </w:pPr>
-      <w:r>
-        <w:t xml:space="preserve">Some sentences describe the document instead of its subject.</w:t>
-      </w:r>
-      <w:r>
-        <w:t xml:space="preserve"> </w:t>
-      </w:r>
-      <w:r>
-        <w:t xml:space="preserve">They do one of these things:</w:t>
+        <w:t xml:space="preserve">✅ Machine learning combines three components:</w:t>
       </w:r>
     </w:p>
     <w:p>
@@ -2500,7 +3269,7 @@
         </w:numPr>
       </w:pPr>
       <w:r>
-        <w:t xml:space="preserve">announce that a point is coming;</w:t>
+        <w:t xml:space="preserve">data to learn from;</w:t>
       </w:r>
     </w:p>
     <w:p>
@@ -2512,7 +3281,7 @@
         </w:numPr>
       </w:pPr>
       <w:r>
-        <w:t xml:space="preserve">rank a point;</w:t>
+        <w:t xml:space="preserve">statistics to say what a finite sample of data supports;</w:t>
       </w:r>
     </w:p>
     <w:p>
@@ -2524,7 +3293,7 @@
         </w:numPr>
       </w:pPr>
       <w:r>
-        <w:t xml:space="preserve">comment on how a point changes what follows.</w:t>
+        <w:t xml:space="preserve">optimization to find the model that fits the data best.</w:t>
       </w:r>
     </w:p>
     <w:p>
@@ -2532,48 +3301,17 @@
         <w:pStyle w:val="FirstParagraph"/>
       </w:pPr>
       <w:r>
-        <w:t xml:space="preserve">Each one makes the reader read a sentence</w:t>
-      </w:r>
-      <w:r>
-        <w:t xml:space="preserve"> </w:t>
-      </w:r>
-      <w:r>
-        <w:t xml:space="preserve">before reaching the content it promises.</w:t>
-      </w:r>
-      <w:r>
-        <w:t xml:space="preserve"> </w:t>
-      </w:r>
-      <w:r>
-        <w:t xml:space="preserve">State the content directly.</w:t>
-      </w:r>
-      <w:r>
-        <w:t xml:space="preserve"> </w:t>
-      </w:r>
-      <w:hyperlink r:id="rId30">
-        <w:r>
-          <w:rPr>
-            <w:rStyle w:val="Hyperlink"/>
-          </w:rPr>
-          <w:t xml:space="preserve">Rhetorical reflexes</w:t>
-        </w:r>
-      </w:hyperlink>
-      <w:r>
-        <w:t xml:space="preserve"> </w:t>
-      </w:r>
-      <w:r>
-        <w:t xml:space="preserve">lists related signpost phrases, such as</w:t>
-      </w:r>
-      <w:r>
-        <w:t xml:space="preserve"> </w:t>
-      </w:r>
-      <w:r>
-        <w:t xml:space="preserve">“it is worth noting that”</w:t>
-      </w:r>
-      <w:r>
-        <w:t xml:space="preserve">.</w:t>
-      </w:r>
-    </w:p>
-    <w:bookmarkStart w:id="31" w:name="exm-self-referential"/>
+        <w:t xml:space="preserve">The revised version puts each component on its own line,</w:t>
+      </w:r>
+      <w:r>
+        <w:t xml:space="preserve"> </w:t>
+      </w:r>
+      <w:r>
+        <w:t xml:space="preserve">so the reader sees at a glance that there are three.</w:t>
+      </w:r>
+    </w:p>
+    <w:bookmarkEnd w:id="40"/>
+    <w:bookmarkStart w:id="44" w:name="exm-resource-lists"/>
     <w:p>
       <w:pPr>
         <w:pStyle w:val="BodyText"/>
@@ -2583,7 +3321,7 @@
           <w:b/>
           <w:bCs/>
         </w:rPr>
-        <w:t xml:space="preserve">Example 5 (Replacing a sentence about the text)</w:t>
+        <w:t xml:space="preserve">Example 10 (Turning a run of resource sentences into bullet points)</w:t>
       </w:r>
       <w:r>
         <w:t xml:space="preserve"> </w:t>
@@ -2597,190 +3335,31 @@
         <w:pStyle w:val="BlockText"/>
       </w:pPr>
       <w:r>
-        <w:t xml:space="preserve">❌ One trap worth naming: the sample excludes people who moved.</w:t>
-      </w:r>
-    </w:p>
-    <w:p>
-      <w:pPr>
-        <w:pStyle w:val="BlockText"/>
-      </w:pPr>
-      <w:r>
-        <w:t xml:space="preserve">✅ The sample excludes people who moved.</w:t>
-      </w:r>
-    </w:p>
-    <w:p>
-      <w:pPr>
-        <w:pStyle w:val="BlockText"/>
-      </w:pPr>
-      <w:r>
-        <w:t xml:space="preserve">❌ The most important point is that the survey was voluntary.</w:t>
-      </w:r>
-    </w:p>
-    <w:p>
-      <w:pPr>
-        <w:pStyle w:val="BlockText"/>
-      </w:pPr>
-      <w:r>
-        <w:t xml:space="preserve">✅ The survey was voluntary.</w:t>
-      </w:r>
-    </w:p>
-    <w:p>
-      <w:pPr>
-        <w:pStyle w:val="BlockText"/>
-      </w:pPr>
-      <w:r>
-        <w:t xml:space="preserve">❌ One documented detail changes how the rest of this section reads:</w:t>
-      </w:r>
-      <w:r>
-        <w:t xml:space="preserve"> </w:t>
-      </w:r>
-      <w:r>
-        <w:t xml:space="preserve">the survey was voluntary.</w:t>
-      </w:r>
-    </w:p>
-    <w:p>
-      <w:pPr>
-        <w:pStyle w:val="BlockText"/>
-      </w:pPr>
-      <w:r>
-        <w:t xml:space="preserve">✅ The survey was voluntary,</w:t>
-      </w:r>
-      <w:r>
-        <w:t xml:space="preserve"> </w:t>
-      </w:r>
-      <w:r>
-        <w:t xml:space="preserve">so the estimates apply only to people who chose to respond.</w:t>
-      </w:r>
-    </w:p>
-    <w:p>
-      <w:pPr>
-        <w:pStyle w:val="FirstParagraph"/>
-      </w:pPr>
-      <w:r>
-        <w:t xml:space="preserve">In the third pair,</w:t>
-      </w:r>
-      <w:r>
-        <w:t xml:space="preserve"> </w:t>
-      </w:r>
-      <w:r>
-        <w:t xml:space="preserve">the rewrite states what the detail changes</w:t>
-      </w:r>
-      <w:r>
-        <w:t xml:space="preserve"> </w:t>
-      </w:r>
-      <w:r>
-        <w:t xml:space="preserve">instead of saying that it changes something.</w:t>
-      </w:r>
-    </w:p>
-    <w:bookmarkEnd w:id="31"/>
-    <w:bookmarkEnd w:id="32"/>
-    <w:bookmarkStart w:id="35" w:name="let-a-self-describing-link-stand-alone"/>
-    <w:p>
-      <w:pPr>
-        <w:pStyle w:val="Heading2"/>
-      </w:pPr>
-      <w:del w:id="55" w:author="PR Preview" w:date="2026-01-01T00:00:00Z">
-        <w:r>
-          <w:delText xml:space="preserve">10 Let a self-describing link stand alone</w:delText>
-        </w:r>
-      </w:del>
-    </w:p>
-    <w:p>
-      <w:pPr>
-        <w:pStyle w:val="Heading2"/>
-      </w:pPr>
-      <w:ins w:id="56" w:author="PR Preview" w:date="2026-01-01T00:00:00Z">
-        <w:r>
-          <w:t xml:space="preserve">12 Let a self-describing link stand alone</w:t>
-        </w:r>
-      </w:ins>
-    </w:p>
-    <w:p>
-      <w:pPr>
-        <w:pStyle w:val="FirstParagraph"/>
-      </w:pPr>
-      <w:r>
-        <w:t xml:space="preserve">A URL often shows the name of what it points to and where that thing lives.</w:t>
-      </w:r>
-      <w:r>
-        <w:t xml:space="preserve"> </w:t>
-      </w:r>
-      <w:r>
-        <w:t xml:space="preserve">When it does,</w:t>
-      </w:r>
-      <w:r>
-        <w:t xml:space="preserve"> </w:t>
-      </w:r>
-      <w:r>
-        <w:t xml:space="preserve">do not also spell out that name or host around the link.</w:t>
-      </w:r>
-      <w:r>
-        <w:t xml:space="preserve"> </w:t>
-      </w:r>
-      <w:r>
-        <w:t xml:space="preserve">The reader would read the same facts twice.</w:t>
-      </w:r>
-    </w:p>
-    <w:bookmarkStart w:id="34" w:name="exm-self-describing-link"/>
-    <w:p>
-      <w:pPr>
-        <w:pStyle w:val="BodyText"/>
-      </w:pPr>
-      <w:r>
-        <w:rPr>
-          <w:b/>
-          <w:bCs/>
-        </w:rPr>
-        <w:t xml:space="preserve">Example 6 (Dropping prose that repeats a URL)</w:t>
-      </w:r>
-      <w:r>
-        <w:t xml:space="preserve"> </w:t>
-      </w:r>
-      <w:r>
-        <w:t xml:space="preserve"> </w:t>
-      </w:r>
-    </w:p>
-    <w:p>
-      <w:pPr>
-        <w:pStyle w:val="BlockText"/>
-      </w:pPr>
-      <w:r>
-        <w:t xml:space="preserve">❌ For an example, see my public notes site Morrison-Lab/sds on GitHub</w:t>
-      </w:r>
-      <w:r>
-        <w:t xml:space="preserve"> </w:t>
-      </w:r>
-      <w:r>
-        <w:t xml:space="preserve">(</w:t>
-      </w:r>
-      <w:hyperlink r:id="rId33">
+        <w:t xml:space="preserve">❌ Hastie and Tibshirani</w:t>
+      </w:r>
+      <w:r>
+        <w:t xml:space="preserve"> </w:t>
+      </w:r>
+      <w:hyperlink r:id="rId41">
         <w:r>
           <w:rPr>
             <w:rStyle w:val="Hyperlink"/>
           </w:rPr>
-          <w:t xml:space="preserve">https://github.com/Morrison-Lab/sds</w:t>
+          <w:t xml:space="preserve">extend least squares to several predictors</w:t>
         </w:r>
       </w:hyperlink>
       <w:r>
-        <w:t xml:space="preserve">).</w:t>
-      </w:r>
-    </w:p>
-    <w:p>
-      <w:pPr>
-        <w:pStyle w:val="BlockText"/>
-      </w:pPr>
-      <w:r>
-        <w:t xml:space="preserve">✅ For an example, see</w:t>
-      </w:r>
-      <w:r>
-        <w:t xml:space="preserve"> </w:t>
-      </w:r>
-      <w:hyperlink r:id="rId33">
+        <w:t xml:space="preserve">. Starmer explains</w:t>
+      </w:r>
+      <w:r>
+        <w:t xml:space="preserve"> </w:t>
+      </w:r>
+      <w:hyperlink r:id="rId42">
         <w:r>
           <w:rPr>
             <w:rStyle w:val="Hyperlink"/>
           </w:rPr>
-          <w:t xml:space="preserve">https://github.com/Morrison-Lab/sds</w:t>
+          <w:t xml:space="preserve">multiple regression</w:t>
         </w:r>
       </w:hyperlink>
       <w:r>
@@ -2789,446 +3368,10 @@
     </w:p>
     <w:p>
       <w:pPr>
-        <w:pStyle w:val="FirstParagraph"/>
-      </w:pPr>
-      <w:r>
-        <w:t xml:space="preserve">The URL already says that the site is on GitHub</w:t>
-      </w:r>
-      <w:r>
-        <w:t xml:space="preserve"> </w:t>
-      </w:r>
-      <w:r>
-        <w:t xml:space="preserve">and that the repository is</w:t>
-      </w:r>
-      <w:r>
-        <w:t xml:space="preserve"> </w:t>
-      </w:r>
-      <w:r>
-        <w:rPr>
-          <w:rStyle w:val="VerbatimChar"/>
-        </w:rPr>
-        <w:t xml:space="preserve">Morrison-Lab/sds</w:t>
-      </w:r>
-      <w:r>
-        <w:t xml:space="preserve">.</w:t>
-      </w:r>
-    </w:p>
-    <w:bookmarkEnd w:id="34"/>
-    <w:p>
-      <w:pPr>
-        <w:pStyle w:val="BodyText"/>
-      </w:pPr>
-      <w:r>
-        <w:t xml:space="preserve">Keep a descriptive label when the URL does not show what it points to,</w:t>
-      </w:r>
-      <w:r>
-        <w:t xml:space="preserve"> </w:t>
-      </w:r>
-      <w:r>
-        <w:t xml:space="preserve">such as a DOI or a shortened link.</w:t>
-      </w:r>
-    </w:p>
-    <w:bookmarkEnd w:id="35"/>
-    <w:bookmarkStart w:id="37" w:name="keep-the-writer-out-of-the-way"/>
-    <w:p>
-      <w:pPr>
-        <w:pStyle w:val="Heading2"/>
-      </w:pPr>
-      <w:del w:id="57" w:author="PR Preview" w:date="2026-01-01T00:00:00Z">
-        <w:r>
-          <w:delText xml:space="preserve">11 Keep the writer out of the way</w:delText>
-        </w:r>
-      </w:del>
-    </w:p>
-    <w:p>
-      <w:pPr>
-        <w:pStyle w:val="Heading2"/>
-      </w:pPr>
-      <w:ins w:id="58" w:author="PR Preview" w:date="2026-01-01T00:00:00Z">
-        <w:r>
-          <w:t xml:space="preserve">13 Keep the writer out of the way</w:t>
-        </w:r>
-      </w:ins>
-    </w:p>
-    <w:p>
-      <w:pPr>
-        <w:pStyle w:val="FirstParagraph"/>
-      </w:pPr>
-      <w:r>
-        <w:t xml:space="preserve">Mention yourself only where a sentence needs an actor,</w:t>
-      </w:r>
-      <w:r>
-        <w:t xml:space="preserve"> </w:t>
-      </w:r>
-      <w:r>
-        <w:t xml:space="preserve">such as a request, an offer, or a decision you made.</w:t>
-      </w:r>
-      <w:r>
-        <w:t xml:space="preserve"> </w:t>
-      </w:r>
-      <w:r>
-        <w:t xml:space="preserve">Elsewhere,</w:t>
-      </w:r>
-      <w:r>
-        <w:t xml:space="preserve"> </w:t>
-      </w:r>
-      <w:r>
-        <w:t xml:space="preserve">make the subject of the sentence the thing the reader cares about.</w:t>
-      </w:r>
-      <w:r>
-        <w:t xml:space="preserve"> </w:t>
-      </w:r>
-      <w:r>
-        <w:t xml:space="preserve">Extra references to the writer turn attention from the content to the person.</w:t>
-      </w:r>
-    </w:p>
-    <w:bookmarkStart w:id="36" w:name="exm-writer-out-of-the-way"/>
-    <w:p>
-      <w:pPr>
-        <w:pStyle w:val="BodyText"/>
-      </w:pPr>
-      <w:r>
-        <w:rPr>
-          <w:b/>
-          <w:bCs/>
-        </w:rPr>
-        <w:t xml:space="preserve">Example 7 (Moving the focus from the writer to the subject)</w:t>
-      </w:r>
-      <w:r>
-        <w:t xml:space="preserve"> </w:t>
-      </w:r>
-      <w:r>
-        <w:t xml:space="preserve"> </w:t>
-      </w:r>
-    </w:p>
-    <w:p>
-      <w:pPr>
         <w:pStyle w:val="BlockText"/>
       </w:pPr>
       <w:r>
-        <w:t xml:space="preserve">❌ I tested this in a small private project, and I found that CI works well.</w:t>
-      </w:r>
-    </w:p>
-    <w:p>
-      <w:pPr>
-        <w:pStyle w:val="BlockText"/>
-      </w:pPr>
-      <w:r>
-        <w:t xml:space="preserve">✅ CI works well in a small private test project.</w:t>
-      </w:r>
-    </w:p>
-    <w:p>
-      <w:pPr>
-        <w:pStyle w:val="BlockText"/>
-      </w:pPr>
-      <w:r>
-        <w:t xml:space="preserve">❌ My build and review tools run on cloud services.</w:t>
-      </w:r>
-    </w:p>
-    <w:p>
-      <w:pPr>
-        <w:pStyle w:val="BlockText"/>
-      </w:pPr>
-      <w:r>
-        <w:t xml:space="preserve">✅ The build and review tools run on cloud services.</w:t>
-      </w:r>
-    </w:p>
-    <w:p>
-      <w:pPr>
-        <w:pStyle w:val="FirstParagraph"/>
-      </w:pPr>
-      <w:r>
-        <w:t xml:space="preserve">A request still needs its actor:</w:t>
-      </w:r>
-      <w:r>
-        <w:t xml:space="preserve"> </w:t>
-      </w:r>
-      <w:r>
-        <w:t xml:space="preserve">“Could the space be increased, or would you allow me to register my own runner?”</w:t>
-      </w:r>
-      <w:r>
-        <w:t xml:space="preserve"> </w:t>
-      </w:r>
-      <w:r>
-        <w:t xml:space="preserve"> </w:t>
-      </w:r>
-      <w:r>
-        <w:t xml:space="preserve">keeps</w:t>
-      </w:r>
-      <w:r>
-        <w:t xml:space="preserve"> </w:t>
-      </w:r>
-      <w:r>
-        <w:t xml:space="preserve">“me”</w:t>
-      </w:r>
-      <w:r>
-        <w:t xml:space="preserve"> </w:t>
-      </w:r>
-      <w:r>
-        <w:t xml:space="preserve">because the request is about the writer’s runner.</w:t>
-      </w:r>
-    </w:p>
-    <w:bookmarkEnd w:id="36"/>
-    <w:bookmarkEnd w:id="37"/>
-    <w:bookmarkStart w:id="39" w:name="do-not-overexplain"/>
-    <w:p>
-      <w:pPr>
-        <w:pStyle w:val="Heading2"/>
-      </w:pPr>
-      <w:del w:id="59" w:author="PR Preview" w:date="2026-01-01T00:00:00Z">
-        <w:r>
-          <w:delText xml:space="preserve">12 Do not overexplain</w:delText>
-        </w:r>
-      </w:del>
-    </w:p>
-    <w:p>
-      <w:pPr>
-        <w:pStyle w:val="Heading2"/>
-      </w:pPr>
-      <w:ins w:id="60" w:author="PR Preview" w:date="2026-01-01T00:00:00Z">
-        <w:r>
-          <w:t xml:space="preserve">14 Do not overexplain</w:t>
-        </w:r>
-      </w:ins>
-    </w:p>
-    <w:p>
-      <w:pPr>
-        <w:pStyle w:val="FirstParagraph"/>
-      </w:pPr>
-      <w:r>
-        <w:t xml:space="preserve">Say what the reader needs, and stop.</w:t>
-      </w:r>
-      <w:r>
-        <w:t xml:space="preserve"> </w:t>
-      </w:r>
-      <w:r>
-        <w:t xml:space="preserve">Cut a qualifier, a restatement or a reason that the words before it already imply.</w:t>
-      </w:r>
-    </w:p>
-    <w:bookmarkStart w:id="38" w:name="exm-overexplain"/>
-    <w:p>
-      <w:pPr>
-        <w:pStyle w:val="BodyText"/>
-      </w:pPr>
-      <w:r>
-        <w:rPr>
-          <w:b/>
-          <w:bCs/>
-        </w:rPr>
-        <w:t xml:space="preserve">Example 8 (Cutting a clause the term already implies)</w:t>
-      </w:r>
-      <w:r>
-        <w:t xml:space="preserve"> </w:t>
-      </w:r>
-      <w:r>
-        <w:t xml:space="preserve"> </w:t>
-      </w:r>
-    </w:p>
-    <w:p>
-      <w:pPr>
-        <w:pStyle w:val="BlockText"/>
-      </w:pPr>
-      <w:r>
-        <w:t xml:space="preserve">❌ Estimated mean: the estimated value of the mean, whether or not it is a mean of an outcome.</w:t>
-      </w:r>
-    </w:p>
-    <w:p>
-      <w:pPr>
-        <w:pStyle w:val="BlockText"/>
-      </w:pPr>
-      <w:r>
-        <w:t xml:space="preserve">✅ Estimated mean: the estimated value of the mean.</w:t>
-      </w:r>
-    </w:p>
-    <w:p>
-      <w:pPr>
-        <w:pStyle w:val="FirstParagraph"/>
-      </w:pPr>
-      <w:r>
-        <w:t xml:space="preserve">The first version adds a clause that</w:t>
-      </w:r>
-      <w:r>
-        <w:t xml:space="preserve"> </w:t>
-      </w:r>
-      <w:r>
-        <w:t xml:space="preserve">“the mean”</w:t>
-      </w:r>
-      <w:r>
-        <w:t xml:space="preserve"> </w:t>
-      </w:r>
-      <w:r>
-        <w:t xml:space="preserve">already covers.</w:t>
-      </w:r>
-      <w:r>
-        <w:t xml:space="preserve"> </w:t>
-      </w:r>
-      <w:r>
-        <w:t xml:space="preserve">The second is complete.</w:t>
-      </w:r>
-    </w:p>
-    <w:bookmarkEnd w:id="38"/>
-    <w:bookmarkEnd w:id="39"/>
-    <w:bookmarkStart w:id="47" w:name="put-lists-in-bullet-points"/>
-    <w:p>
-      <w:pPr>
-        <w:pStyle w:val="Heading2"/>
-      </w:pPr>
-      <w:del w:id="61" w:author="PR Preview" w:date="2026-01-01T00:00:00Z">
-        <w:r>
-          <w:delText xml:space="preserve">13 Put lists in bullet points</w:delText>
-        </w:r>
-      </w:del>
-    </w:p>
-    <w:p>
-      <w:pPr>
-        <w:pStyle w:val="Heading2"/>
-      </w:pPr>
-      <w:ins w:id="62" w:author="PR Preview" w:date="2026-01-01T00:00:00Z">
-        <w:r>
-          <w:t xml:space="preserve">15 Put lists in bullet points</w:t>
-        </w:r>
-      </w:ins>
-    </w:p>
-    <w:p>
-      <w:pPr>
-        <w:pStyle w:val="FirstParagraph"/>
-      </w:pPr>
-      <w:r>
-        <w:t xml:space="preserve">A list of three or more phrases,</w:t>
-      </w:r>
-      <w:r>
-        <w:t xml:space="preserve"> </w:t>
-      </w:r>
-      <w:r>
-        <w:t xml:space="preserve">written inline and separated by commas,</w:t>
-      </w:r>
-      <w:r>
-        <w:t xml:space="preserve"> </w:t>
-      </w:r>
-      <w:r>
-        <w:t xml:space="preserve">makes the reader count commas to find where each item ends.</w:t>
-      </w:r>
-      <w:r>
-        <w:t xml:space="preserve"> </w:t>
-      </w:r>
-      <w:r>
-        <w:t xml:space="preserve">Write it as a bullet list instead,</w:t>
-      </w:r>
-      <w:r>
-        <w:t xml:space="preserve"> </w:t>
-      </w:r>
-      <w:r>
-        <w:t xml:space="preserve">introduced by a sentence ending in a colon.</w:t>
-      </w:r>
-      <w:r>
-        <w:t xml:space="preserve"> </w:t>
-      </w:r>
-      <w:r>
-        <w:t xml:space="preserve">Use a numbered list when the items are steps done in order.</w:t>
-      </w:r>
-    </w:p>
-    <w:p>
-      <w:pPr>
-        <w:pStyle w:val="BodyText"/>
-      </w:pPr>
-      <w:r>
-        <w:t xml:space="preserve">A run of parallel sentences is a list too,</w:t>
-      </w:r>
-      <w:r>
-        <w:t xml:space="preserve"> </w:t>
-      </w:r>
-      <w:r>
-        <w:t xml:space="preserve">even with only two items.</w:t>
-      </w:r>
-      <w:r>
-        <w:t xml:space="preserve"> </w:t>
-      </w:r>
-      <w:r>
-        <w:t xml:space="preserve">The common case is a set of resources,</w:t>
-      </w:r>
-      <w:r>
-        <w:t xml:space="preserve"> </w:t>
-      </w:r>
-      <w:r>
-        <w:t xml:space="preserve">such as videos or readings,</w:t>
-      </w:r>
-      <w:r>
-        <w:t xml:space="preserve"> </w:t>
-      </w:r>
-      <w:r>
-        <w:t xml:space="preserve">where each sentence names one resource and links to it.</w:t>
-      </w:r>
-      <w:r>
-        <w:t xml:space="preserve"> </w:t>
-      </w:r>
-      <w:r>
-        <w:t xml:space="preserve">Put each sentence in its own bullet,</w:t>
-      </w:r>
-      <w:r>
-        <w:t xml:space="preserve"> </w:t>
-      </w:r>
-      <w:r>
-        <w:t xml:space="preserve">so the reader sees how many resources there are</w:t>
-      </w:r>
-      <w:r>
-        <w:t xml:space="preserve"> </w:t>
-      </w:r>
-      <w:r>
-        <w:t xml:space="preserve">and where each one starts.</w:t>
-      </w:r>
-    </w:p>
-    <w:p>
-      <w:pPr>
-        <w:pStyle w:val="BodyText"/>
-      </w:pPr>
-      <w:r>
-        <w:t xml:space="preserve">A case analysis is a parallel run too.</w:t>
-      </w:r>
-      <w:r>
-        <w:t xml:space="preserve"> </w:t>
-      </w:r>
-      <w:r>
-        <w:t xml:space="preserve">Write one bullet per case,</w:t>
-      </w:r>
-      <w:r>
-        <w:t xml:space="preserve"> </w:t>
-      </w:r>
-      <w:r>
-        <w:t xml:space="preserve">and begin each with a bold label that names the case.</w:t>
-      </w:r>
-    </w:p>
-    <w:p>
-      <w:pPr>
-        <w:pStyle w:val="BodyText"/>
-      </w:pPr>
-      <w:r>
-        <w:t xml:space="preserve">Bullet lists matter most on slides,</w:t>
-      </w:r>
-      <w:r>
-        <w:t xml:space="preserve"> </w:t>
-      </w:r>
-      <w:r>
-        <w:t xml:space="preserve">where a reader scans a list rather than reading it as a sentence.</w:t>
-      </w:r>
-      <w:r>
-        <w:t xml:space="preserve"> </w:t>
-      </w:r>
-      <w:r>
-        <w:t xml:space="preserve">The rule is one case of a broader preference for more structure:</w:t>
-      </w:r>
-      <w:r>
-        <w:t xml:space="preserve"> </w:t>
-      </w:r>
-      <w:r>
-        <w:t xml:space="preserve">when content has a shape, show that shape in the markup.</w:t>
-      </w:r>
-    </w:p>
-    <w:p>
-      <w:pPr>
-        <w:pStyle w:val="BodyText"/>
-      </w:pPr>
-      <w:r>
-        <w:t xml:space="preserve">A few mechanics to keep in mind when writing a bullet list:</w:t>
+        <w:t xml:space="preserve">✅ Videos:</w:t>
       </w:r>
     </w:p>
     <w:p>
@@ -3240,13 +3383,21 @@
         </w:numPr>
       </w:pPr>
       <w:r>
-        <w:t xml:space="preserve">Keep the items grammatically parallel,</w:t>
-      </w:r>
-      <w:r>
-        <w:t xml:space="preserve"> </w:t>
-      </w:r>
-      <w:r>
-        <w:t xml:space="preserve">so each one completes the introducing sentence the same way.</w:t>
+        <w:t xml:space="preserve">Hastie and Tibshirani</w:t>
+      </w:r>
+      <w:r>
+        <w:t xml:space="preserve"> </w:t>
+      </w:r>
+      <w:hyperlink r:id="rId41">
+        <w:r>
+          <w:rPr>
+            <w:rStyle w:val="Hyperlink"/>
+          </w:rPr>
+          <w:t xml:space="preserve">extend least squares to several predictors</w:t>
+        </w:r>
+      </w:hyperlink>
+      <w:r>
+        <w:t xml:space="preserve">.</w:t>
       </w:r>
     </w:p>
     <w:p>
@@ -3258,53 +3409,69 @@
         </w:numPr>
       </w:pPr>
       <w:r>
-        <w:t xml:space="preserve">Leave a blank line before the list;</w:t>
-      </w:r>
-      <w:r>
-        <w:t xml:space="preserve"> </w:t>
-      </w:r>
-      <w:r>
-        <w:t xml:space="preserve">without it, Markdown reads the list as part of the paragraph above.</w:t>
-      </w:r>
-    </w:p>
-    <w:p>
-      <w:pPr>
-        <w:pStyle w:val="Compact"/>
-        <w:numPr>
-          <w:ilvl w:val="0"/>
-          <w:numId w:val="1013"/>
-        </w:numPr>
-      </w:pPr>
-      <w:r>
-        <w:t xml:space="preserve">Keep a short series of single words inline,</w:t>
-      </w:r>
-      <w:r>
-        <w:t xml:space="preserve"> </w:t>
-      </w:r>
-      <w:r>
-        <w:t xml:space="preserve">such as</w:t>
-      </w:r>
-      <w:r>
-        <w:t xml:space="preserve"> </w:t>
-      </w:r>
-      <w:r>
-        <w:t xml:space="preserve">“R, Julia, or Python”</w:t>
-      </w:r>
+        <w:t xml:space="preserve">Starmer explains</w:t>
+      </w:r>
+      <w:r>
+        <w:t xml:space="preserve"> </w:t>
+      </w:r>
+      <w:hyperlink r:id="rId42">
+        <w:r>
+          <w:rPr>
+            <w:rStyle w:val="Hyperlink"/>
+          </w:rPr>
+          <w:t xml:space="preserve">multiple regression</w:t>
+        </w:r>
+      </w:hyperlink>
       <w:r>
         <w:t xml:space="preserve">.</w:t>
       </w:r>
     </w:p>
-    <w:bookmarkStart w:id="40" w:name="exm-bullet-lists"/>
     <w:p>
       <w:pPr>
         <w:pStyle w:val="FirstParagraph"/>
+      </w:pPr>
+      <w:r>
+        <w:t xml:space="preserve">For the video notes this example comes from, see the DATA 571 chapter on</w:t>
+      </w:r>
+      <w:r>
+        <w:t xml:space="preserve"> </w:t>
+      </w:r>
+      <w:hyperlink r:id="rId43">
+        <w:r>
+          <w:rPr>
+            <w:rStyle w:val="Hyperlink"/>
+          </w:rPr>
+          <w:t xml:space="preserve">linear regression</w:t>
+        </w:r>
+      </w:hyperlink>
+      <w:r>
+        <w:t xml:space="preserve">.</w:t>
+      </w:r>
+      <w:r>
+        <w:t xml:space="preserve"> </w:t>
+      </w:r>
+      <w:r>
+        <w:t xml:space="preserve">Each bullet holds one video,</w:t>
+      </w:r>
+      <w:r>
+        <w:t xml:space="preserve"> </w:t>
+      </w:r>
+      <w:r>
+        <w:t xml:space="preserve">so the reader can pick one without parsing the paragraph.</w:t>
+      </w:r>
+    </w:p>
+    <w:bookmarkEnd w:id="44"/>
+    <w:bookmarkStart w:id="45" w:name="exm-numbered-lists"/>
+    <w:p>
+      <w:pPr>
+        <w:pStyle w:val="BodyText"/>
       </w:pPr>
       <w:r>
         <w:rPr>
           <w:b/>
           <w:bCs/>
         </w:rPr>
-        <w:t xml:space="preserve">Example 9 (Turning an inline list into bullet points)</w:t>
+        <w:t xml:space="preserve">Example 11 (Turning inline steps into a numbered list)</w:t>
       </w:r>
       <w:r>
         <w:t xml:space="preserve"> </w:t>
@@ -3318,7 +3485,21 @@
         <w:pStyle w:val="BlockText"/>
       </w:pPr>
       <w:r>
-        <w:t xml:space="preserve">❌ Machine learning combines data to learn from, statistics to say what a finite sample of data supports, and optimization to find the model that fits the data best.</w:t>
+        <w:t xml:space="preserve">❌ k-means starts with</w:t>
+      </w:r>
+      <w:r>
+        <w:t xml:space="preserve"> </w:t>
+      </w:r>
+      <m:oMath>
+        <m:r>
+          <m:t>k</m:t>
+        </m:r>
+      </m:oMath>
+      <w:r>
+        <w:t xml:space="preserve"> </w:t>
+      </w:r>
+      <w:r>
+        <w:t xml:space="preserve">group centers, assigns each point to its nearest center, moves each center to the mean of its points, and repeats until the assignments stop changing.</w:t>
       </w:r>
     </w:p>
     <w:p>
@@ -3326,7 +3507,27 @@
         <w:pStyle w:val="BlockText"/>
       </w:pPr>
       <w:r>
-        <w:t xml:space="preserve">✅ Machine learning combines three components:</w:t>
+        <w:t xml:space="preserve">✅ k-means starts with</w:t>
+      </w:r>
+      <w:r>
+        <w:t xml:space="preserve"> </w:t>
+      </w:r>
+      <m:oMath>
+        <m:r>
+          <m:t>k</m:t>
+        </m:r>
+      </m:oMath>
+      <w:r>
+        <w:t xml:space="preserve"> </w:t>
+      </w:r>
+      <w:r>
+        <w:t xml:space="preserve">group centers</w:t>
+      </w:r>
+      <w:r>
+        <w:t xml:space="preserve"> </w:t>
+      </w:r>
+      <w:r>
+        <w:t xml:space="preserve">and repeats two steps until the assignments stop changing:</w:t>
       </w:r>
     </w:p>
     <w:p>
@@ -3338,7 +3539,7 @@
         </w:numPr>
       </w:pPr>
       <w:r>
-        <w:t xml:space="preserve">data to learn from;</w:t>
+        <w:t xml:space="preserve">assign each point to its nearest center;</w:t>
       </w:r>
     </w:p>
     <w:p>
@@ -3347,276 +3548,6 @@
         <w:numPr>
           <w:ilvl w:val="0"/>
           <w:numId w:val="1014"/>
-        </w:numPr>
-      </w:pPr>
-      <w:r>
-        <w:t xml:space="preserve">statistics to say what a finite sample of data supports;</w:t>
-      </w:r>
-    </w:p>
-    <w:p>
-      <w:pPr>
-        <w:pStyle w:val="Compact"/>
-        <w:numPr>
-          <w:ilvl w:val="0"/>
-          <w:numId w:val="1014"/>
-        </w:numPr>
-      </w:pPr>
-      <w:r>
-        <w:t xml:space="preserve">optimization to find the model that fits the data best.</w:t>
-      </w:r>
-    </w:p>
-    <w:p>
-      <w:pPr>
-        <w:pStyle w:val="FirstParagraph"/>
-      </w:pPr>
-      <w:r>
-        <w:t xml:space="preserve">The revised version puts each component on its own line,</w:t>
-      </w:r>
-      <w:r>
-        <w:t xml:space="preserve"> </w:t>
-      </w:r>
-      <w:r>
-        <w:t xml:space="preserve">so the reader sees at a glance that there are three.</w:t>
-      </w:r>
-    </w:p>
-    <w:bookmarkEnd w:id="40"/>
-    <w:bookmarkStart w:id="44" w:name="exm-resource-lists"/>
-    <w:p>
-      <w:pPr>
-        <w:pStyle w:val="BodyText"/>
-      </w:pPr>
-      <w:r>
-        <w:rPr>
-          <w:b/>
-          <w:bCs/>
-        </w:rPr>
-        <w:t xml:space="preserve">Example 10 (Turning a run of resource sentences into bullet points)</w:t>
-      </w:r>
-      <w:r>
-        <w:t xml:space="preserve"> </w:t>
-      </w:r>
-      <w:r>
-        <w:t xml:space="preserve"> </w:t>
-      </w:r>
-    </w:p>
-    <w:p>
-      <w:pPr>
-        <w:pStyle w:val="BlockText"/>
-      </w:pPr>
-      <w:r>
-        <w:t xml:space="preserve">❌ Hastie and Tibshirani</w:t>
-      </w:r>
-      <w:r>
-        <w:t xml:space="preserve"> </w:t>
-      </w:r>
-      <w:hyperlink r:id="rId41">
-        <w:r>
-          <w:rPr>
-            <w:rStyle w:val="Hyperlink"/>
-          </w:rPr>
-          <w:t xml:space="preserve">extend least squares to several predictors</w:t>
-        </w:r>
-      </w:hyperlink>
-      <w:r>
-        <w:t xml:space="preserve">. Starmer explains</w:t>
-      </w:r>
-      <w:r>
-        <w:t xml:space="preserve"> </w:t>
-      </w:r>
-      <w:hyperlink r:id="rId42">
-        <w:r>
-          <w:rPr>
-            <w:rStyle w:val="Hyperlink"/>
-          </w:rPr>
-          <w:t xml:space="preserve">multiple regression</w:t>
-        </w:r>
-      </w:hyperlink>
-      <w:r>
-        <w:t xml:space="preserve">.</w:t>
-      </w:r>
-    </w:p>
-    <w:p>
-      <w:pPr>
-        <w:pStyle w:val="BlockText"/>
-      </w:pPr>
-      <w:r>
-        <w:t xml:space="preserve">✅ Videos:</w:t>
-      </w:r>
-    </w:p>
-    <w:p>
-      <w:pPr>
-        <w:pStyle w:val="Compact"/>
-        <w:numPr>
-          <w:ilvl w:val="0"/>
-          <w:numId w:val="1015"/>
-        </w:numPr>
-      </w:pPr>
-      <w:r>
-        <w:t xml:space="preserve">Hastie and Tibshirani</w:t>
-      </w:r>
-      <w:r>
-        <w:t xml:space="preserve"> </w:t>
-      </w:r>
-      <w:hyperlink r:id="rId41">
-        <w:r>
-          <w:rPr>
-            <w:rStyle w:val="Hyperlink"/>
-          </w:rPr>
-          <w:t xml:space="preserve">extend least squares to several predictors</w:t>
-        </w:r>
-      </w:hyperlink>
-      <w:r>
-        <w:t xml:space="preserve">.</w:t>
-      </w:r>
-    </w:p>
-    <w:p>
-      <w:pPr>
-        <w:pStyle w:val="Compact"/>
-        <w:numPr>
-          <w:ilvl w:val="0"/>
-          <w:numId w:val="1015"/>
-        </w:numPr>
-      </w:pPr>
-      <w:r>
-        <w:t xml:space="preserve">Starmer explains</w:t>
-      </w:r>
-      <w:r>
-        <w:t xml:space="preserve"> </w:t>
-      </w:r>
-      <w:hyperlink r:id="rId42">
-        <w:r>
-          <w:rPr>
-            <w:rStyle w:val="Hyperlink"/>
-          </w:rPr>
-          <w:t xml:space="preserve">multiple regression</w:t>
-        </w:r>
-      </w:hyperlink>
-      <w:r>
-        <w:t xml:space="preserve">.</w:t>
-      </w:r>
-    </w:p>
-    <w:p>
-      <w:pPr>
-        <w:pStyle w:val="FirstParagraph"/>
-      </w:pPr>
-      <w:r>
-        <w:t xml:space="preserve">For the video notes this example comes from, see the DATA 571 chapter on</w:t>
-      </w:r>
-      <w:r>
-        <w:t xml:space="preserve"> </w:t>
-      </w:r>
-      <w:hyperlink r:id="rId43">
-        <w:r>
-          <w:rPr>
-            <w:rStyle w:val="Hyperlink"/>
-          </w:rPr>
-          <w:t xml:space="preserve">linear regression</w:t>
-        </w:r>
-      </w:hyperlink>
-      <w:r>
-        <w:t xml:space="preserve">.</w:t>
-      </w:r>
-      <w:r>
-        <w:t xml:space="preserve"> </w:t>
-      </w:r>
-      <w:r>
-        <w:t xml:space="preserve">Each bullet holds one video,</w:t>
-      </w:r>
-      <w:r>
-        <w:t xml:space="preserve"> </w:t>
-      </w:r>
-      <w:r>
-        <w:t xml:space="preserve">so the reader can pick one without parsing the paragraph.</w:t>
-      </w:r>
-    </w:p>
-    <w:bookmarkEnd w:id="44"/>
-    <w:bookmarkStart w:id="45" w:name="exm-numbered-lists"/>
-    <w:p>
-      <w:pPr>
-        <w:pStyle w:val="BodyText"/>
-      </w:pPr>
-      <w:r>
-        <w:rPr>
-          <w:b/>
-          <w:bCs/>
-        </w:rPr>
-        <w:t xml:space="preserve">Example 11 (Turning inline steps into a numbered list)</w:t>
-      </w:r>
-      <w:r>
-        <w:t xml:space="preserve"> </w:t>
-      </w:r>
-      <w:r>
-        <w:t xml:space="preserve"> </w:t>
-      </w:r>
-    </w:p>
-    <w:p>
-      <w:pPr>
-        <w:pStyle w:val="BlockText"/>
-      </w:pPr>
-      <w:r>
-        <w:t xml:space="preserve">❌ k-means starts with</w:t>
-      </w:r>
-      <w:r>
-        <w:t xml:space="preserve"> </w:t>
-      </w:r>
-      <m:oMath>
-        <m:r>
-          <m:t>k</m:t>
-        </m:r>
-      </m:oMath>
-      <w:r>
-        <w:t xml:space="preserve"> </w:t>
-      </w:r>
-      <w:r>
-        <w:t xml:space="preserve">group centers, assigns each point to its nearest center, moves each center to the mean of its points, and repeats until the assignments stop changing.</w:t>
-      </w:r>
-    </w:p>
-    <w:p>
-      <w:pPr>
-        <w:pStyle w:val="BlockText"/>
-      </w:pPr>
-      <w:r>
-        <w:t xml:space="preserve">✅ k-means starts with</w:t>
-      </w:r>
-      <w:r>
-        <w:t xml:space="preserve"> </w:t>
-      </w:r>
-      <m:oMath>
-        <m:r>
-          <m:t>k</m:t>
-        </m:r>
-      </m:oMath>
-      <w:r>
-        <w:t xml:space="preserve"> </w:t>
-      </w:r>
-      <w:r>
-        <w:t xml:space="preserve">group centers</w:t>
-      </w:r>
-      <w:r>
-        <w:t xml:space="preserve"> </w:t>
-      </w:r>
-      <w:r>
-        <w:t xml:space="preserve">and repeats two steps until the assignments stop changing:</w:t>
-      </w:r>
-    </w:p>
-    <w:p>
-      <w:pPr>
-        <w:pStyle w:val="Compact"/>
-        <w:numPr>
-          <w:ilvl w:val="0"/>
-          <w:numId w:val="1016"/>
-        </w:numPr>
-      </w:pPr>
-      <w:r>
-        <w:t xml:space="preserve">assign each point to its nearest center;</w:t>
-      </w:r>
-    </w:p>
-    <w:p>
-      <w:pPr>
-        <w:pStyle w:val="Compact"/>
-        <w:numPr>
-          <w:ilvl w:val="0"/>
-          <w:numId w:val="1016"/>
         </w:numPr>
       </w:pPr>
       <w:r>
@@ -4001,7 +3932,7 @@
         <w:pStyle w:val="Compact"/>
         <w:numPr>
           <w:ilvl w:val="0"/>
-          <w:numId w:val="1017"/>
+          <w:numId w:val="1015"/>
         </w:numPr>
       </w:pPr>
       <m:oMath>
@@ -4094,7 +4025,7 @@
         <w:pStyle w:val="Compact"/>
         <w:numPr>
           <w:ilvl w:val="0"/>
-          <w:numId w:val="1017"/>
+          <w:numId w:val="1015"/>
         </w:numPr>
       </w:pPr>
       <m:oMath>
@@ -4178,7 +4109,7 @@
         <w:pStyle w:val="Compact"/>
         <w:numPr>
           <w:ilvl w:val="0"/>
-          <w:numId w:val="1017"/>
+          <w:numId w:val="1015"/>
         </w:numPr>
       </w:pPr>
       <m:oMath>
@@ -4290,7 +4221,7 @@
       <w:pPr>
         <w:pStyle w:val="Heading2"/>
       </w:pPr>
-      <w:del w:id="63" w:author="PR Preview" w:date="2026-01-01T00:00:00Z">
+      <w:del w:id="59" w:author="PR Preview" w:date="2026-01-01T00:00:00Z">
         <w:r>
           <w:delText xml:space="preserve">14 Write to communicate, not to impress</w:delText>
         </w:r>
@@ -4300,7 +4231,7 @@
       <w:pPr>
         <w:pStyle w:val="Heading2"/>
       </w:pPr>
-      <w:ins w:id="64" w:author="PR Preview" w:date="2026-01-01T00:00:00Z">
+      <w:ins w:id="60" w:author="PR Preview" w:date="2026-01-01T00:00:00Z">
         <w:r>
           <w:t xml:space="preserve">16 Write to communicate, not to impress</w:t>
         </w:r>
@@ -4361,7 +4292,7 @@
         <w:pStyle w:val="Compact"/>
         <w:numPr>
           <w:ilvl w:val="0"/>
-          <w:numId w:val="1018"/>
+          <w:numId w:val="1016"/>
         </w:numPr>
       </w:pPr>
       <w:r>
@@ -4387,7 +4318,7 @@
         <w:pStyle w:val="Compact"/>
         <w:numPr>
           <w:ilvl w:val="0"/>
-          <w:numId w:val="1018"/>
+          <w:numId w:val="1016"/>
         </w:numPr>
       </w:pPr>
       <w:r>
@@ -4413,7 +4344,7 @@
         <w:pStyle w:val="Compact"/>
         <w:numPr>
           <w:ilvl w:val="0"/>
-          <w:numId w:val="1018"/>
+          <w:numId w:val="1016"/>
         </w:numPr>
       </w:pPr>
       <w:r>
@@ -4448,7 +4379,7 @@
         <w:pStyle w:val="Compact"/>
         <w:numPr>
           <w:ilvl w:val="0"/>
-          <w:numId w:val="1018"/>
+          <w:numId w:val="1016"/>
         </w:numPr>
       </w:pPr>
       <w:r>
@@ -4725,7 +4656,7 @@
       <w:pPr>
         <w:pStyle w:val="Heading2"/>
       </w:pPr>
-      <w:del w:id="65" w:author="PR Preview" w:date="2026-01-01T00:00:00Z">
+      <w:del w:id="61" w:author="PR Preview" w:date="2026-01-01T00:00:00Z">
         <w:r>
           <w:delText xml:space="preserve">15 Examples of concise writing</w:delText>
         </w:r>
@@ -4735,7 +4666,7 @@
       <w:pPr>
         <w:pStyle w:val="Heading2"/>
       </w:pPr>
-      <w:ins w:id="66" w:author="PR Preview" w:date="2026-01-01T00:00:00Z">
+      <w:ins w:id="62" w:author="PR Preview" w:date="2026-01-01T00:00:00Z">
         <w:r>
           <w:t xml:space="preserve">17 Examples of concise writing</w:t>
         </w:r>
@@ -5391,12 +5322,6 @@
     <w:abstractNumId w:val="991"/>
   </w:num>
   <w:num w:numId="1014">
-    <w:abstractNumId w:val="991"/>
-  </w:num>
-  <w:num w:numId="1015">
-    <w:abstractNumId w:val="991"/>
-  </w:num>
-  <w:num w:numId="1016">
     <w:abstractNumId w:val="99411"/>
     <w:lvlOverride w:ilvl="0">
       <w:startOverride w:val="1"/>
@@ -5426,10 +5351,10 @@
       <w:startOverride w:val="1"/>
     </w:lvlOverride>
   </w:num>
-  <w:num w:numId="1017">
+  <w:num w:numId="1015">
     <w:abstractNumId w:val="991"/>
   </w:num>
-  <w:num w:numId="1018">
+  <w:num w:numId="1016">
     <w:abstractNumId w:val="991"/>
   </w:num>
 </w:numbering>
